--- a/Howto_Guides/How_to_Create_Custom_Collectors.docx
+++ b/Howto_Guides/How_to_Create_Custom_Collectors.docx
@@ -5707,6 +5707,383 @@
     </w:p>
     <w:p>
       <w:pPr>
+        <w:pStyle w:val="Heading2"/>
+      </w:pPr>
+      <w:r>
+        <w:t>How discovery works internally</w:t>
+      </w:r>
+    </w:p>
+    <w:p>
+      <w:r>
+        <w:t>Built-in and custom collectors share the same discovery interface, but use different storage. The API Python code builds a combined catalog of eligible collectors. The LLM does not directly query these database tables.</w:t>
+      </w:r>
+    </w:p>
+    <w:tbl>
+      <w:tblPr>
+        <w:tblW w:type="auto" w:w="0"/>
+        <w:tblLayout w:type="fixed"/>
+        <w:tblLook w:firstColumn="1" w:firstRow="1" w:lastColumn="0" w:lastRow="0" w:noHBand="0" w:noVBand="1" w:val="04A0"/>
+        <w:tblBorders>
+          <w:top w:val="single" w:sz="4" w:color="D9D9D9"/>
+          <w:left w:val="single" w:sz="4" w:color="D9D9D9"/>
+          <w:bottom w:val="single" w:sz="4" w:color="D9D9D9"/>
+          <w:right w:val="single" w:sz="4" w:color="D9D9D9"/>
+          <w:insideH w:val="single" w:sz="4" w:color="D9D9D9"/>
+          <w:insideV w:val="single" w:sz="4" w:color="D9D9D9"/>
+        </w:tblBorders>
+      </w:tblPr>
+      <w:tblGrid>
+        <w:gridCol w:w="5112"/>
+        <w:gridCol w:w="5112"/>
+      </w:tblGrid>
+      <w:tr>
+        <w:trPr>
+          <w:tblHeader/>
+        </w:trPr>
+        <w:tc>
+          <w:tcPr>
+            <w:tcW w:type="dxa" w:w="2880"/>
+            <w:vAlign w:val="center"/>
+            <w:shd w:fill="DDE8F1"/>
+            <w:tcMar>
+              <w:top w:w="90" w:type="dxa"/>
+              <w:left w:w="90" w:type="dxa"/>
+              <w:bottom w:w="90" w:type="dxa"/>
+              <w:right w:w="90" w:type="dxa"/>
+            </w:tcMar>
+          </w:tcPr>
+          <w:p>
+            <w:pPr>
+              <w:spacing w:after="60"/>
+            </w:pPr>
+            <w:r>
+              <w:rPr>
+                <w:b/>
+                <w:sz w:val="20"/>
+              </w:rPr>
+              <w:t>Collector type</w:t>
+            </w:r>
+          </w:p>
+        </w:tc>
+        <w:tc>
+          <w:tcPr>
+            <w:tcW w:type="dxa" w:w="7344"/>
+            <w:vAlign w:val="center"/>
+            <w:shd w:fill="DDE8F1"/>
+            <w:tcMar>
+              <w:top w:w="90" w:type="dxa"/>
+              <w:left w:w="90" w:type="dxa"/>
+              <w:bottom w:w="90" w:type="dxa"/>
+              <w:right w:w="90" w:type="dxa"/>
+            </w:tcMar>
+          </w:tcPr>
+          <w:p>
+            <w:pPr>
+              <w:spacing w:after="60"/>
+            </w:pPr>
+            <w:r>
+              <w:rPr>
+                <w:b/>
+                <w:sz w:val="20"/>
+              </w:rPr>
+              <w:t>Storage</w:t>
+            </w:r>
+          </w:p>
+        </w:tc>
+      </w:tr>
+      <w:tr>
+        <w:tc>
+          <w:tcPr>
+            <w:tcW w:type="dxa" w:w="2880"/>
+            <w:vAlign w:val="center"/>
+            <w:shd w:fill="FFFFFF"/>
+            <w:tcMar>
+              <w:top w:w="90" w:type="dxa"/>
+              <w:left w:w="90" w:type="dxa"/>
+              <w:bottom w:w="90" w:type="dxa"/>
+              <w:right w:w="90" w:type="dxa"/>
+            </w:tcMar>
+          </w:tcPr>
+          <w:p>
+            <w:pPr>
+              <w:spacing w:after="60"/>
+            </w:pPr>
+            <w:r>
+              <w:rPr>
+                <w:b w:val="0"/>
+                <w:sz w:val="20"/>
+              </w:rPr>
+              <w:t>Built-in</w:t>
+            </w:r>
+          </w:p>
+        </w:tc>
+        <w:tc>
+          <w:tcPr>
+            <w:tcW w:type="dxa" w:w="7344"/>
+            <w:vAlign w:val="center"/>
+            <w:shd w:fill="FFFFFF"/>
+            <w:tcMar>
+              <w:top w:w="90" w:type="dxa"/>
+              <w:left w:w="90" w:type="dxa"/>
+              <w:bottom w:w="90" w:type="dxa"/>
+              <w:right w:w="90" w:type="dxa"/>
+            </w:tcMar>
+          </w:tcPr>
+          <w:p>
+            <w:pPr>
+              <w:spacing w:after="60"/>
+            </w:pPr>
+            <w:r>
+              <w:rPr>
+                <w:b w:val="0"/>
+                <w:sz w:val="20"/>
+              </w:rPr>
+              <w:t>collector_registry</w:t>
+            </w:r>
+          </w:p>
+        </w:tc>
+      </w:tr>
+      <w:tr>
+        <w:tc>
+          <w:tcPr>
+            <w:tcW w:type="dxa" w:w="2880"/>
+            <w:vAlign w:val="center"/>
+            <w:shd w:fill="FFFFFF"/>
+            <w:tcMar>
+              <w:top w:w="90" w:type="dxa"/>
+              <w:left w:w="90" w:type="dxa"/>
+              <w:bottom w:w="90" w:type="dxa"/>
+              <w:right w:w="90" w:type="dxa"/>
+            </w:tcMar>
+          </w:tcPr>
+          <w:p>
+            <w:pPr>
+              <w:spacing w:after="60"/>
+            </w:pPr>
+            <w:r>
+              <w:rPr>
+                <w:b w:val="0"/>
+                <w:sz w:val="20"/>
+              </w:rPr>
+              <w:t>Custom</w:t>
+            </w:r>
+          </w:p>
+        </w:tc>
+        <w:tc>
+          <w:tcPr>
+            <w:tcW w:type="dxa" w:w="7344"/>
+            <w:vAlign w:val="center"/>
+            <w:shd w:fill="FFFFFF"/>
+            <w:tcMar>
+              <w:top w:w="90" w:type="dxa"/>
+              <w:left w:w="90" w:type="dxa"/>
+              <w:bottom w:w="90" w:type="dxa"/>
+              <w:right w:w="90" w:type="dxa"/>
+            </w:tcMar>
+          </w:tcPr>
+          <w:p>
+            <w:pPr>
+              <w:spacing w:after="60"/>
+            </w:pPr>
+            <w:r>
+              <w:rPr>
+                <w:b w:val="0"/>
+                <w:sz w:val="20"/>
+              </w:rPr>
+              <w:t>tasks and task_artifacts</w:t>
+            </w:r>
+          </w:p>
+        </w:tc>
+      </w:tr>
+    </w:tbl>
+    <w:p/>
+    <w:p>
+      <w:r>
+        <w:t>1. The user asks an operational question.</w:t>
+      </w:r>
+    </w:p>
+    <w:p>
+      <w:r>
+        <w:t>2. The LLM calls list_collectors with search keywords.</w:t>
+      </w:r>
+    </w:p>
+    <w:p>
+      <w:r>
+        <w:t>3. API Python code searches eligible built-in and custom collectors.</w:t>
+      </w:r>
+    </w:p>
+    <w:p>
+      <w:r>
+        <w:t>4. The API returns collector IDs, versions, descriptions, policies and input schemas.</w:t>
+      </w:r>
+    </w:p>
+    <w:p>
+      <w:r>
+        <w:t>5. The LLM requests execute_collector using an exact discovered version and input arguments.</w:t>
+      </w:r>
+    </w:p>
+    <w:p>
+      <w:r>
+        <w:t>6. The API validates inputs, rechecks eligibility and enforces review and execution-policy confirmation.</w:t>
+      </w:r>
+    </w:p>
+    <w:p>
+      <w:r>
+        <w:t>7. The collector returns evidence for the LLM to explain.</w:t>
+      </w:r>
+    </w:p>
+    <w:p>
+      <w:r>
+        <w:t>The shared implementation is catalog() and the discovery/dispatch functions in src/loghawk/api/services/collector_tool_service.py. Web UI RCA and signed-in Hawk Console use this backend flow.</w:t>
+      </w:r>
+    </w:p>
+    <w:p>
+      <w:pPr>
+        <w:pStyle w:val="Heading2"/>
+      </w:pPr>
+      <w:r>
+        <w:t>When a custom collector appears</w:t>
+      </w:r>
+    </w:p>
+    <w:p>
+      <w:pPr>
+        <w:pStyle w:val="ListBullet"/>
+      </w:pPr>
+      <w:r>
+        <w:t>Task kind must be Collector.</w:t>
+      </w:r>
+    </w:p>
+    <w:p>
+      <w:pPr>
+        <w:pStyle w:val="ListBullet"/>
+      </w:pPr>
+      <w:r>
+        <w:t>The latest saved version must be approved and enabled.</w:t>
+      </w:r>
+    </w:p>
+    <w:p>
+      <w:pPr>
+        <w:pStyle w:val="ListBullet"/>
+      </w:pPr>
+      <w:r>
+        <w:t>Execution policy must be AI-Assisted or Auto-Approved.</w:t>
+      </w:r>
+    </w:p>
+    <w:p>
+      <w:pPr>
+        <w:pStyle w:val="ListBullet"/>
+      </w:pPr>
+      <w:r>
+        <w:t>The version must have a valid argument schema.</w:t>
+      </w:r>
+    </w:p>
+    <w:p>
+      <w:pPr>
+        <w:pStyle w:val="ListBullet"/>
+      </w:pPr>
+      <w:r>
+        <w:t>Artifact type must be Python, Bash, PowerShell or Windows CMD.</w:t>
+      </w:r>
+    </w:p>
+    <w:p>
+      <w:r>
+        <w:t>Discovery does not fall back to an older approved version when the latest version is ineligible. An explicit empty-object schema can describe a collector requiring no arguments. Manual and Disabled collectors are not eligible for this AI discovery flow.</w:t>
+      </w:r>
+    </w:p>
+    <w:p>
+      <w:pPr>
+        <w:pStyle w:val="Heading2"/>
+      </w:pPr>
+      <w:r>
+        <w:t>How matching works</w:t>
+      </w:r>
+    </w:p>
+    <w:p>
+      <w:r>
+        <w:t>Discovery matches keywords against collector names and descriptions. It currently does not use LanceDB semantic search or search the script source code. Results are ranked by keyword overlap and paginated within the available context budget. A collector may therefore be on a later page rather than in the first response.</w:t>
+      </w:r>
+    </w:p>
+    <w:p>
+      <w:r>
+        <w:t>Describe the service, supported queries, returned evidence and scope accurately. Include operational terms engineers are likely to use. Only claim capabilities implemented by the collector.</w:t>
+      </w:r>
+    </w:p>
+    <w:p>
+      <w:pPr>
+        <w:pStyle w:val="Heading3"/>
+      </w:pPr>
+      <w:r>
+        <w:t>Example description</w:t>
+      </w:r>
+    </w:p>
+    <w:p>
+      <w:r>
+        <w:t>Runs a bounded, read-only Prometheus instant PromQL query. Retrieves available Kubernetes CPU, memory, pod-status, or monitoring metrics using the supplied query. Does not perform range queries or modify infrastructure.</w:t>
+      </w:r>
+    </w:p>
+    <w:p>
+      <w:pPr>
+        <w:pStyle w:val="Heading2"/>
+      </w:pPr>
+      <w:r>
+        <w:t>Discovery troubleshooting</w:t>
+      </w:r>
+    </w:p>
+    <w:p>
+      <w:pPr>
+        <w:pStyle w:val="ListBullet"/>
+      </w:pPr>
+      <w:r>
+        <w:t>Check that Task kind is Collector, rather than General, Remediation or Rollback.</w:t>
+      </w:r>
+    </w:p>
+    <w:p>
+      <w:pPr>
+        <w:pStyle w:val="ListBullet"/>
+      </w:pPr>
+      <w:r>
+        <w:t>Check approval and enablement on the latest saved version, not just an earlier version.</w:t>
+      </w:r>
+    </w:p>
+    <w:p>
+      <w:pPr>
+        <w:pStyle w:val="ListBullet"/>
+      </w:pPr>
+      <w:r>
+        <w:t>Check that execution policy is AI-Assisted or Auto-Approved.</w:t>
+      </w:r>
+    </w:p>
+    <w:p>
+      <w:pPr>
+        <w:pStyle w:val="ListBullet"/>
+      </w:pPr>
+      <w:r>
+        <w:t>Check that the version has a valid argument schema, including an explicit empty-object schema when no inputs are needed.</w:t>
+      </w:r>
+    </w:p>
+    <w:p>
+      <w:pPr>
+        <w:pStyle w:val="ListBullet"/>
+      </w:pPr>
+      <w:r>
+        <w:t>Use a descriptive name and description with relevant search keywords. Try a broader query or the collector name.</w:t>
+      </w:r>
+    </w:p>
+    <w:p>
+      <w:pPr>
+        <w:pStyle w:val="ListBullet"/>
+      </w:pPr>
+      <w:r>
+        <w:t>Remember that discovery is paginated and constrained by the model context budget.</w:t>
+      </w:r>
+    </w:p>
+    <w:p>
+      <w:r>
+        <w:t>The API rechecks eligibility before execution. Discovery does not bypass code approval, enabled status, argument validation or human confirmation. AI-Assisted still requires execution confirmation when Review Input Args is unchecked.</w:t>
+      </w:r>
+    </w:p>
+    <w:p>
+      <w:pPr>
         <w:pStyle w:val="Heading1"/>
       </w:pPr>
       <w:r>

--- a/Howto_Guides/How_to_Create_Custom_Collectors.docx
+++ b/Howto_Guides/How_to_Create_Custom_Collectors.docx
@@ -22,7 +22,7 @@
     </w:p>
     <w:p>
       <w:r>
-        <w:t>Updated 28 October 2026</w:t>
+        <w:t>Updated 29 October 2026</w:t>
       </w:r>
     </w:p>
     <w:p>
@@ -866,6 +866,205 @@
         <w:t>Use .env_tools on each execution host. Process environment values take precedence. Do not put credentials in artifact code, schema descriptions, or output.</w:t>
       </w:r>
     </w:p>
+    <w:tbl>
+      <w:tblPr>
+        <w:tblW w:type="auto" w:w="0"/>
+        <w:tblLayout w:type="fixed"/>
+        <w:tblLook w:firstColumn="1" w:firstRow="1" w:lastColumn="0" w:lastRow="0" w:noHBand="0" w:noVBand="1" w:val="04A0"/>
+      </w:tblPr>
+      <w:tblGrid>
+        <w:gridCol w:w="5328"/>
+        <w:gridCol w:w="4320"/>
+      </w:tblGrid>
+      <w:tr>
+        <w:trPr>
+          <w:tblHeader/>
+        </w:trPr>
+        <w:tc>
+          <w:tcPr>
+            <w:tcW w:type="dxa" w:w="5328"/>
+            <w:vAlign w:val="center"/>
+            <w:shd w:fill="17365D"/>
+            <w:tcBorders>
+              <w:top w:val="single" w:sz="4" w:color="D9D9D9"/>
+              <w:left w:val="single" w:sz="4" w:color="D9D9D9"/>
+              <w:bottom w:val="single" w:sz="4" w:color="D9D9D9"/>
+              <w:right w:val="single" w:sz="4" w:color="D9D9D9"/>
+            </w:tcBorders>
+          </w:tcPr>
+          <w:p>
+            <w:r>
+              <w:rPr>
+                <w:b/>
+                <w:color w:val="FFFFFF"/>
+                <w:sz w:val="20"/>
+              </w:rPr>
+              <w:t>Execution method</w:t>
+            </w:r>
+          </w:p>
+        </w:tc>
+        <w:tc>
+          <w:tcPr>
+            <w:tcW w:type="dxa" w:w="4320"/>
+            <w:vAlign w:val="center"/>
+            <w:shd w:fill="17365D"/>
+            <w:tcBorders>
+              <w:top w:val="single" w:sz="4" w:color="D9D9D9"/>
+              <w:left w:val="single" w:sz="4" w:color="D9D9D9"/>
+              <w:bottom w:val="single" w:sz="4" w:color="D9D9D9"/>
+              <w:right w:val="single" w:sz="4" w:color="D9D9D9"/>
+            </w:tcBorders>
+          </w:tcPr>
+          <w:p>
+            <w:r>
+              <w:rPr>
+                <w:b/>
+                <w:color w:val="FFFFFF"/>
+                <w:sz w:val="20"/>
+              </w:rPr>
+              <w:t>Configuration available to the script</w:t>
+            </w:r>
+          </w:p>
+        </w:tc>
+      </w:tr>
+      <w:tr>
+        <w:tc>
+          <w:tcPr>
+            <w:tcW w:type="dxa" w:w="5328"/>
+            <w:vAlign w:val="center"/>
+            <w:shd w:fill="F2F5F8"/>
+            <w:tcBorders>
+              <w:top w:val="single" w:sz="4" w:color="D9D9D9"/>
+              <w:left w:val="single" w:sz="4" w:color="D9D9D9"/>
+              <w:bottom w:val="single" w:sz="4" w:color="D9D9D9"/>
+              <w:right w:val="single" w:sz="4" w:color="D9D9D9"/>
+            </w:tcBorders>
+          </w:tcPr>
+          <w:p>
+            <w:r>
+              <w:rPr>
+                <w:sz w:val="20"/>
+              </w:rPr>
+              <w:t>Server execution through Web UI or signed-in Console /task, /collect, or AI-assisted RCA</w:t>
+            </w:r>
+          </w:p>
+        </w:tc>
+        <w:tc>
+          <w:tcPr>
+            <w:tcW w:type="dxa" w:w="4320"/>
+            <w:vAlign w:val="center"/>
+            <w:shd w:fill="F2F5F8"/>
+            <w:tcBorders>
+              <w:top w:val="single" w:sz="4" w:color="D9D9D9"/>
+              <w:left w:val="single" w:sz="4" w:color="D9D9D9"/>
+              <w:bottom w:val="single" w:sz="4" w:color="D9D9D9"/>
+              <w:right w:val="single" w:sz="4" w:color="D9D9D9"/>
+            </w:tcBorders>
+          </w:tcPr>
+          <w:p>
+            <w:r>
+              <w:rPr>
+                <w:sz w:val="20"/>
+              </w:rPr>
+              <w:t>Server-side .env_tools</w:t>
+            </w:r>
+          </w:p>
+        </w:tc>
+      </w:tr>
+      <w:tr>
+        <w:tc>
+          <w:tcPr>
+            <w:tcW w:type="dxa" w:w="5328"/>
+            <w:vAlign w:val="center"/>
+            <w:shd w:fill="FFFFFF"/>
+            <w:tcBorders>
+              <w:top w:val="single" w:sz="4" w:color="D9D9D9"/>
+              <w:left w:val="single" w:sz="4" w:color="D9D9D9"/>
+              <w:bottom w:val="single" w:sz="4" w:color="D9D9D9"/>
+              <w:right w:val="single" w:sz="4" w:color="D9D9D9"/>
+            </w:tcBorders>
+          </w:tcPr>
+          <w:p>
+            <w:r>
+              <w:rPr>
+                <w:sz w:val="20"/>
+              </w:rPr>
+              <w:t>Console /taskrun or /collectrun, including while signed in</w:t>
+            </w:r>
+          </w:p>
+        </w:tc>
+        <w:tc>
+          <w:tcPr>
+            <w:tcW w:type="dxa" w:w="4320"/>
+            <w:vAlign w:val="center"/>
+            <w:shd w:fill="FFFFFF"/>
+            <w:tcBorders>
+              <w:top w:val="single" w:sz="4" w:color="D9D9D9"/>
+              <w:left w:val="single" w:sz="4" w:color="D9D9D9"/>
+              <w:bottom w:val="single" w:sz="4" w:color="D9D9D9"/>
+              <w:right w:val="single" w:sz="4" w:color="D9D9D9"/>
+            </w:tcBorders>
+          </w:tcPr>
+          <w:p>
+            <w:r>
+              <w:rPr>
+                <w:sz w:val="20"/>
+              </w:rPr>
+              <w:t>Local .env_tools</w:t>
+            </w:r>
+          </w:p>
+        </w:tc>
+      </w:tr>
+      <w:tr>
+        <w:tc>
+          <w:tcPr>
+            <w:tcW w:type="dxa" w:w="5328"/>
+            <w:vAlign w:val="center"/>
+            <w:shd w:fill="F2F5F8"/>
+            <w:tcBorders>
+              <w:top w:val="single" w:sz="4" w:color="D9D9D9"/>
+              <w:left w:val="single" w:sz="4" w:color="D9D9D9"/>
+              <w:bottom w:val="single" w:sz="4" w:color="D9D9D9"/>
+              <w:right w:val="single" w:sz="4" w:color="D9D9D9"/>
+            </w:tcBorders>
+          </w:tcPr>
+          <w:p>
+            <w:r>
+              <w:rPr>
+                <w:sz w:val="20"/>
+              </w:rPr>
+              <w:t>Local execution using hawk --local</w:t>
+            </w:r>
+          </w:p>
+        </w:tc>
+        <w:tc>
+          <w:tcPr>
+            <w:tcW w:type="dxa" w:w="4320"/>
+            <w:vAlign w:val="center"/>
+            <w:shd w:fill="F2F5F8"/>
+            <w:tcBorders>
+              <w:top w:val="single" w:sz="4" w:color="D9D9D9"/>
+              <w:left w:val="single" w:sz="4" w:color="D9D9D9"/>
+              <w:bottom w:val="single" w:sz="4" w:color="D9D9D9"/>
+              <w:right w:val="single" w:sz="4" w:color="D9D9D9"/>
+            </w:tcBorders>
+          </w:tcPr>
+          <w:p>
+            <w:r>
+              <w:rPr>
+                <w:sz w:val="20"/>
+              </w:rPr>
+              <w:t>Local .env_tools</w:t>
+            </w:r>
+          </w:p>
+        </w:tc>
+      </w:tr>
+    </w:tbl>
+    <w:p>
+      <w:r>
+        <w:t>Input arguments are passed as JSON through LH_RUNNER_ARGUMENTS_JSON. Existing process environment values take precedence over .env_tools; the runner sets LH_RUNNER_ARGUMENTS_JSON for each execution.</w:t>
+      </w:r>
+    </w:p>
     <w:p>
       <w:pPr>
         <w:pStyle w:val="GuideCode"/>
@@ -1020,7 +1219,7 @@
     </w:p>
     <w:p>
       <w:r>
-        <w:t>Open Built-in Collectors and choose View Source. Source Code shows installed Python code; Input Schema shows JSON Schema. Each tab has Copy to Clipboard. Close or Escape returns to the list. Installed connector source may only define a function and import LogHawk helpers: copied code needs an entry point to run as a custom program.</w:t>
+        <w:t>Open Built-in Collectors and choose View Source. Source Code contains the complete installed Python program, including its entry point. Input Schema contains its JSON Schema. Copy both into a custom Collector, then Save Version. The current Prometheus, Kubernetes and Jira sources read environment variables directly and do not require a wrapper importing LogHawk connector functions. Their third-party dependencies must still be installed in venv_tools. Close or Escape returns to the list.</w:t>
       </w:r>
     </w:p>
     <w:p>
@@ -1070,6 +1269,102 @@
       </w:pPr>
       <w:r>
         <w:t>Built-in collector management and Create Collector navigation. This earlier screenshot predates View Source; the current screen places that button beside Save.</w:t>
+      </w:r>
+    </w:p>
+    <w:p>
+      <w:pPr>
+        <w:pStyle w:val="Heading2"/>
+      </w:pPr>
+      <w:r>
+        <w:t>Shared script contract and execution flow</w:t>
+      </w:r>
+    </w:p>
+    <w:p>
+      <w:pPr>
+        <w:spacing w:after="120"/>
+      </w:pPr>
+      <w:r>
+        <w:t>General Tasks, Remediation Tasks, Rollback Tasks and custom Collectors use the same executable artifact contract. Python, Bash, PowerShell and Windows CMD scripts receive a JSON object in LH_RUNNER_ARGUMENTS_JSON and communicate through stdout, stderr and the process exit code. Packaged built-in collectors are complete Python scripts using this contract too. n8n workflow JSON is drafted and imported into customer-managed n8n; it is not executed by this runner.</w:t>
+      </w:r>
+    </w:p>
+    <w:p>
+      <w:pPr>
+        <w:spacing w:after="120"/>
+      </w:pPr>
+      <w:r>
+        <w:t>For API execution, LogHawk resolves the selected definition and version, checks approval, enablement and execution policy, validates arguments against the saved schema, and invokes lhrunner.run_artifact(). Python runs using venv_tools; other languages require their corresponding interpreter on the execution host. Windows CMD requires Windows. The runner captures bounded output and exit status; the API returns normalized output and records the execution. Administrator status does not bypass approval and enablement.</w:t>
+      </w:r>
+    </w:p>
+    <w:p>
+      <w:pPr>
+        <w:spacing w:after="120"/>
+      </w:pPr>
+      <w:r>
+        <w:t>Built-ins use run_builtin_collector(), which validates arguments and delegates to run_artifact(). Custom task kinds use task_runner.run_version(), which delegates to the same runner and then calls the same normalize_output() helper. Built-ins and custom scripts share the execution mechanism, but retain their own registry and audit records. Built-in failures still raise through the built-in adapter; custom execution results retain FAILED status and captured error output.</w:t>
+      </w:r>
+    </w:p>
+    <w:p>
+      <w:pPr>
+        <w:spacing w:after="120"/>
+      </w:pPr>
+      <w:r>
+        <w:t>/task and /collect execute on the API server and use server-side .env_tools. Local /taskrun and /collectrun execute on the Console computer, even when signed in, and use that computer’s .env_tools. Local development runs do not require enabled or approved versions. hawk --local uses local storage. Existing process environment values override .env_tools; the runner sets LH_RUNNER_ARGUMENTS_JSON for each invocation.</w:t>
+      </w:r>
+    </w:p>
+    <w:p>
+      <w:pPr>
+        <w:spacing w:after="120"/>
+      </w:pPr>
+      <w:r>
+        <w:t>AI-assisted RCA discovery currently selects eligible Collectors. Sharing the runner with General, Remediation and Rollback Tasks does not make those task kinds automatically available as AI tools. Collectors still need the appropriate schema, enabled and approved version, and AI-Assisted or Auto-Approved execution policy.</w:t>
+      </w:r>
+    </w:p>
+    <w:p>
+      <w:pPr>
+        <w:pStyle w:val="Heading2"/>
+      </w:pPr>
+      <w:r>
+        <w:t>Normalized output and raw captured output</w:t>
+      </w:r>
+    </w:p>
+    <w:p>
+      <w:pPr>
+        <w:spacing w:after="120"/>
+      </w:pPr>
+      <w:r>
+        <w:t>For a successful built-in call and for custom API task results, normalization adds summary and data while preserving stdout, stderr, exit_code, status and output_metadata. A JSON object containing data supplies the structured data field; a string summary is used when present. Other valid JSON becomes the data value. Plain text, mixed logs plus JSON, empty output or runner-truncated JSON is returned as data.text. Print one complete JSON document on stdout for structured evidence; send diagnostic messages to stderr.</w:t>
+      </w:r>
+    </w:p>
+    <w:p>
+      <w:pPr>
+        <w:spacing w:after="120"/>
+      </w:pPr>
+      <w:r>
+        <w:t>Example printed JSON: {"summary":"Found 2 pods.","data":{"count":2}}. The API exposes summary = "Found 2 pods." and data = {"count":2}. The raw stdout string is also retained, so escaped quotation marks inside stdout are expected. If the program prints [1,2], data is [1,2]. If it prints hello, data is {"text":"hello"}. These examples describe the normalized fields; the full response also contains execution metadata.</w:t>
+      </w:r>
+    </w:p>
+    <w:p>
+      <w:pPr>
+        <w:spacing w:after="120"/>
+      </w:pPr>
+      <w:r>
+        <w:t>When a printed object contains data, additional top-level payload fields are not promoted into the normalized result. Put important result metadata such as source_limit, included_items and truncated inside data. Raw stdout still preserves the original bounded output. Script fields cannot replace runner status, run ID or version metadata. Printing {"status":"FAILED"} with exit code 0 does not fail the execution: use a nonzero exit code.</w:t>
+      </w:r>
+    </w:p>
+    <w:p>
+      <w:pPr>
+        <w:spacing w:after="120"/>
+      </w:pPr>
+      <w:r>
+        <w:t>Normalization does not remove redaction or size limits. stdout and stderr are each capped at 100,000 characters, with a truncation marker when needed. output_metadata describes original, retained and returned lengths before redaction. AI-assisted RCA saves returned evidence after sensitive-value redaction in llm_tool_calls.result_text, before model compaction. LH_LLM_TOOL_MAX_RESULT_CHARS limits the model copy, not the already saved evidence. Redaction masks sensitive values; truncation omits content.</w:t>
+      </w:r>
+    </w:p>
+    <w:p>
+      <w:pPr>
+        <w:spacing w:after="120"/>
+      </w:pPr>
+      <w:r>
+        <w:t>Built-in runs use collector_runs; custom General, Remediation, Rollback and Collector runs use task_runs. The latter stores captured stdout/stderr before AI evidence redaction. Local custom /taskrun and /collectrun display captured stdout/stderr and exit code directly rather than the normalized API envelope, and do not create server execution records. Existing saved evidence is not rewritten by normalization.</w:t>
       </w:r>
     </w:p>
     <w:p>
@@ -2723,6 +3018,11 @@
     </w:p>
     <w:p>
       <w:r>
+        <w:t>The Web UI prefills Arguments schema JSON with an explicit empty-object schema for new General Tasks, Collectors, Remediation Tasks and Rollback Tasks. This accepts no arguments. Edit it when inputs are needed; it is saved with the version only when you click Save Version. Existing saved schemas remain unchanged.</w:t>
+      </w:r>
+    </w:p>
+    <w:p>
+      <w:r>
         <w:t>Blank schema or {} is normalized to the explicit schema below. It accepts an empty object and rejects extra fields; it does not accept arbitrary arguments.</w:t>
       </w:r>
     </w:p>
@@ -2982,836 +3282,1632 @@
     </w:p>
     <w:p>
       <w:pPr>
-        <w:pStyle w:val="GuideCode"/>
-      </w:pPr>
-      <w:r>
+        <w:spacing w:after="0" w:before="0"/>
+      </w:pPr>
+      <w:r>
+        <w:rPr>
+          <w:rFonts w:ascii="Consolas" w:hAnsi="Consolas"/>
+          <w:sz w:val="18"/>
+        </w:rPr>
+        <w:t>"""Read-only Prometheus instant query connector."""</w:t>
+      </w:r>
+    </w:p>
+    <w:p>
+      <w:pPr>
+        <w:spacing w:after="0" w:before="0"/>
+      </w:pPr>
+    </w:p>
+    <w:p>
+      <w:pPr>
+        <w:spacing w:after="0" w:before="0"/>
+      </w:pPr>
+      <w:r>
+        <w:rPr>
+          <w:rFonts w:ascii="Consolas" w:hAnsi="Consolas"/>
+          <w:sz w:val="18"/>
+        </w:rPr>
+        <w:t>from __future__ import annotations</w:t>
+      </w:r>
+    </w:p>
+    <w:p>
+      <w:pPr>
+        <w:spacing w:after="0" w:before="0"/>
+      </w:pPr>
+    </w:p>
+    <w:p>
+      <w:pPr>
+        <w:spacing w:after="0" w:before="0"/>
+      </w:pPr>
+      <w:r>
+        <w:rPr>
+          <w:rFonts w:ascii="Consolas" w:hAnsi="Consolas"/>
+          <w:sz w:val="18"/>
+        </w:rPr>
         <w:t>import json</w:t>
       </w:r>
     </w:p>
     <w:p>
       <w:pPr>
-        <w:pStyle w:val="GuideCode"/>
-      </w:pPr>
-      <w:r>
+        <w:spacing w:after="0" w:before="0"/>
+      </w:pPr>
+      <w:r>
+        <w:rPr>
+          <w:rFonts w:ascii="Consolas" w:hAnsi="Consolas"/>
+          <w:sz w:val="18"/>
+        </w:rPr>
         <w:t>import os</w:t>
       </w:r>
     </w:p>
     <w:p>
       <w:pPr>
-        <w:pStyle w:val="GuideCode"/>
-      </w:pPr>
-      <w:r>
+        <w:spacing w:after="0" w:before="0"/>
+      </w:pPr>
+      <w:r>
+        <w:rPr>
+          <w:rFonts w:ascii="Consolas" w:hAnsi="Consolas"/>
+          <w:sz w:val="18"/>
+        </w:rPr>
         <w:t>import sys</w:t>
       </w:r>
     </w:p>
     <w:p>
       <w:pPr>
-        <w:pStyle w:val="GuideCode"/>
-      </w:pPr>
-      <w:r>
+        <w:spacing w:after="0" w:before="0"/>
+      </w:pPr>
+    </w:p>
+    <w:p>
+      <w:pPr>
+        <w:spacing w:after="0" w:before="0"/>
+      </w:pPr>
+      <w:r>
+        <w:rPr>
+          <w:rFonts w:ascii="Consolas" w:hAnsi="Consolas"/>
+          <w:sz w:val="18"/>
+        </w:rPr>
         <w:t>from urllib.parse import urlparse</w:t>
       </w:r>
     </w:p>
     <w:p>
       <w:pPr>
-        <w:pStyle w:val="GuideCode"/>
-      </w:pPr>
-    </w:p>
-    <w:p>
-      <w:pPr>
-        <w:pStyle w:val="GuideCode"/>
-      </w:pPr>
-      <w:r>
+        <w:spacing w:after="0" w:before="0"/>
+      </w:pPr>
+    </w:p>
+    <w:p>
+      <w:pPr>
+        <w:spacing w:after="0" w:before="0"/>
+      </w:pPr>
+      <w:r>
+        <w:rPr>
+          <w:rFonts w:ascii="Consolas" w:hAnsi="Consolas"/>
+          <w:sz w:val="18"/>
+        </w:rPr>
         <w:t>import requests</w:t>
       </w:r>
     </w:p>
     <w:p>
       <w:pPr>
-        <w:pStyle w:val="GuideCode"/>
-      </w:pPr>
-    </w:p>
-    <w:p>
-      <w:pPr>
-        <w:pStyle w:val="GuideCode"/>
-      </w:pPr>
-    </w:p>
-    <w:p>
-      <w:pPr>
-        <w:pStyle w:val="GuideCode"/>
-      </w:pPr>
-      <w:r>
-        <w:t>def main():</w:t>
-      </w:r>
-    </w:p>
-    <w:p>
-      <w:pPr>
-        <w:pStyle w:val="GuideCode"/>
-      </w:pPr>
-      <w:r>
-        <w:t xml:space="preserve">    args = json.loads(os.environ.get("LH_RUNNER_ARGUMENTS_JSON", "{}"))</w:t>
-      </w:r>
-    </w:p>
-    <w:p>
-      <w:pPr>
-        <w:pStyle w:val="GuideCode"/>
-      </w:pPr>
-      <w:r>
-        <w:t xml:space="preserve">    if not isinstance(args, dict) or set(args) != {"query"}:</w:t>
-      </w:r>
-    </w:p>
-    <w:p>
-      <w:pPr>
-        <w:pStyle w:val="GuideCode"/>
-      </w:pPr>
-      <w:r>
-        <w:t xml:space="preserve">        raise ValueError("Supply exactly one argument named query.")</w:t>
-      </w:r>
-    </w:p>
-    <w:p>
-      <w:pPr>
-        <w:pStyle w:val="GuideCode"/>
-      </w:pPr>
-      <w:r>
-        <w:t xml:space="preserve">    query = args["query"]</w:t>
-      </w:r>
-    </w:p>
-    <w:p>
-      <w:pPr>
-        <w:pStyle w:val="GuideCode"/>
-      </w:pPr>
-      <w:r>
-        <w:t xml:space="preserve">    if not isinstance(query, str) or not query.strip():</w:t>
-      </w:r>
-    </w:p>
-    <w:p>
-      <w:pPr>
-        <w:pStyle w:val="GuideCode"/>
-      </w:pPr>
-      <w:r>
-        <w:t xml:space="preserve">        raise ValueError("query must be a non-empty PromQL string.")</w:t>
-      </w:r>
-    </w:p>
-    <w:p>
-      <w:pPr>
-        <w:pStyle w:val="GuideCode"/>
-      </w:pPr>
-      <w:r>
-        <w:t xml:space="preserve">    if len(query) &gt; 2000:</w:t>
-      </w:r>
-    </w:p>
-    <w:p>
-      <w:pPr>
-        <w:pStyle w:val="GuideCode"/>
-      </w:pPr>
-      <w:r>
-        <w:t xml:space="preserve">        raise ValueError("query exceeds 2000 characters.")</w:t>
-      </w:r>
-    </w:p>
-    <w:p>
-      <w:pPr>
-        <w:pStyle w:val="GuideCode"/>
-      </w:pPr>
-    </w:p>
-    <w:p>
-      <w:pPr>
-        <w:pStyle w:val="GuideCode"/>
-      </w:pPr>
-      <w:r>
-        <w:t xml:space="preserve">    base = os.environ.get("LH_TOOLS_PROMETHEUS_URL", "").strip().rstrip("/")</w:t>
-      </w:r>
-    </w:p>
-    <w:p>
-      <w:pPr>
-        <w:pStyle w:val="GuideCode"/>
-      </w:pPr>
-      <w:r>
-        <w:t xml:space="preserve">    parsed = urlparse(base)</w:t>
-      </w:r>
-    </w:p>
-    <w:p>
-      <w:pPr>
-        <w:pStyle w:val="GuideCode"/>
-      </w:pPr>
-      <w:r>
+        <w:spacing w:after="0" w:before="0"/>
+      </w:pPr>
+    </w:p>
+    <w:p>
+      <w:pPr>
+        <w:spacing w:after="0" w:before="0"/>
+      </w:pPr>
+    </w:p>
+    <w:p>
+      <w:pPr>
+        <w:spacing w:after="0" w:before="0"/>
+      </w:pPr>
+      <w:r>
+        <w:rPr>
+          <w:rFonts w:ascii="Consolas" w:hAnsi="Consolas"/>
+          <w:sz w:val="18"/>
+        </w:rPr>
+        <w:t>def query(promql: str) -&gt; dict:</w:t>
+      </w:r>
+    </w:p>
+    <w:p>
+      <w:pPr>
+        <w:spacing w:after="0" w:before="0"/>
+      </w:pPr>
+      <w:r>
+        <w:rPr>
+          <w:rFonts w:ascii="Consolas" w:hAnsi="Consolas"/>
+          <w:sz w:val="18"/>
+        </w:rPr>
+        <w:t xml:space="preserve">    base_url = os.environ.get("LH_TOOLS_PROMETHEUS_URL", "").strip().rstrip("/")</w:t>
+      </w:r>
+    </w:p>
+    <w:p>
+      <w:pPr>
+        <w:spacing w:after="0" w:before="0"/>
+      </w:pPr>
+      <w:r>
+        <w:rPr>
+          <w:rFonts w:ascii="Consolas" w:hAnsi="Consolas"/>
+          <w:sz w:val="18"/>
+        </w:rPr>
+        <w:t xml:space="preserve">    bearer_token = os.environ.get("LH_TOOLS_PROMETHEUS_BEARER_TOKEN", "").strip()</w:t>
+      </w:r>
+    </w:p>
+    <w:p>
+      <w:pPr>
+        <w:spacing w:after="0" w:before="0"/>
+      </w:pPr>
+      <w:r>
+        <w:rPr>
+          <w:rFonts w:ascii="Consolas" w:hAnsi="Consolas"/>
+          <w:sz w:val="18"/>
+        </w:rPr>
+        <w:t xml:space="preserve">    parsed = urlparse(base_url)</w:t>
+      </w:r>
+    </w:p>
+    <w:p>
+      <w:pPr>
+        <w:spacing w:after="0" w:before="0"/>
+      </w:pPr>
+      <w:r>
+        <w:rPr>
+          <w:rFonts w:ascii="Consolas" w:hAnsi="Consolas"/>
+          <w:sz w:val="18"/>
+        </w:rPr>
         <w:t xml:space="preserve">    if parsed.scheme not in {"http", "https"} or not parsed.netloc:</w:t>
       </w:r>
     </w:p>
     <w:p>
       <w:pPr>
-        <w:pStyle w:val="GuideCode"/>
-      </w:pPr>
-      <w:r>
-        <w:t xml:space="preserve">        raise ValueError("Configure LH_TOOLS_PROMETHEUS_URL in .env_tools.")</w:t>
-      </w:r>
-    </w:p>
-    <w:p>
-      <w:pPr>
-        <w:pStyle w:val="GuideCode"/>
-      </w:pPr>
-      <w:r>
+        <w:spacing w:after="0" w:before="0"/>
+      </w:pPr>
+      <w:r>
+        <w:rPr>
+          <w:rFonts w:ascii="Consolas" w:hAnsi="Consolas"/>
+          <w:sz w:val="18"/>
+        </w:rPr>
+        <w:t xml:space="preserve">        raise RuntimeError("Set LH_TOOLS_PROMETHEUS_URL to a reachable HTTP(S) Prometheus URL in .env_tools.")</w:t>
+      </w:r>
+    </w:p>
+    <w:p>
+      <w:pPr>
+        <w:spacing w:after="0" w:before="0"/>
+      </w:pPr>
+      <w:r>
+        <w:rPr>
+          <w:rFonts w:ascii="Consolas" w:hAnsi="Consolas"/>
+          <w:sz w:val="18"/>
+        </w:rPr>
         <w:t xml:space="preserve">    headers = {}</w:t>
       </w:r>
     </w:p>
     <w:p>
       <w:pPr>
-        <w:pStyle w:val="GuideCode"/>
-      </w:pPr>
-      <w:r>
-        <w:t xml:space="preserve">    token = os.environ.get("LH_TOOLS_PROMETHEUS_BEARER_TOKEN", "").strip()</w:t>
-      </w:r>
-    </w:p>
-    <w:p>
-      <w:pPr>
-        <w:pStyle w:val="GuideCode"/>
-      </w:pPr>
-      <w:r>
-        <w:t xml:space="preserve">    if token:</w:t>
-      </w:r>
-    </w:p>
-    <w:p>
-      <w:pPr>
-        <w:pStyle w:val="GuideCode"/>
-      </w:pPr>
-      <w:r>
-        <w:t xml:space="preserve">        headers["Authorization"] = "Bearer " + token</w:t>
-      </w:r>
-    </w:p>
-    <w:p>
-      <w:pPr>
-        <w:pStyle w:val="GuideCode"/>
-      </w:pPr>
-      <w:r>
+        <w:spacing w:after="0" w:before="0"/>
+      </w:pPr>
+      <w:r>
+        <w:rPr>
+          <w:rFonts w:ascii="Consolas" w:hAnsi="Consolas"/>
+          <w:sz w:val="18"/>
+        </w:rPr>
+        <w:t xml:space="preserve">    if bearer_token:</w:t>
+      </w:r>
+    </w:p>
+    <w:p>
+      <w:pPr>
+        <w:spacing w:after="0" w:before="0"/>
+      </w:pPr>
+      <w:r>
+        <w:rPr>
+          <w:rFonts w:ascii="Consolas" w:hAnsi="Consolas"/>
+          <w:sz w:val="18"/>
+        </w:rPr>
+        <w:t xml:space="preserve">        headers["Authorization"] = f"Bearer {bearer_token}"</w:t>
+      </w:r>
+    </w:p>
+    <w:p>
+      <w:pPr>
+        <w:spacing w:after="0" w:before="0"/>
+      </w:pPr>
+      <w:r>
+        <w:rPr>
+          <w:rFonts w:ascii="Consolas" w:hAnsi="Consolas"/>
+          <w:sz w:val="18"/>
+        </w:rPr>
+        <w:t xml:space="preserve">    response = requests.post(</w:t>
+      </w:r>
+    </w:p>
+    <w:p>
+      <w:pPr>
+        <w:spacing w:after="0" w:before="0"/>
+      </w:pPr>
+      <w:r>
+        <w:rPr>
+          <w:rFonts w:ascii="Consolas" w:hAnsi="Consolas"/>
+          <w:sz w:val="18"/>
+        </w:rPr>
+        <w:t xml:space="preserve">        f"{base_url}/api/v1/query",</w:t>
+      </w:r>
+    </w:p>
+    <w:p>
+      <w:pPr>
+        <w:spacing w:after="0" w:before="0"/>
+      </w:pPr>
+      <w:r>
+        <w:rPr>
+          <w:rFonts w:ascii="Consolas" w:hAnsi="Consolas"/>
+          <w:sz w:val="18"/>
+        </w:rPr>
+        <w:t xml:space="preserve">        data={"query": promql, "limit": 100},</w:t>
+      </w:r>
+    </w:p>
+    <w:p>
+      <w:pPr>
+        <w:spacing w:after="0" w:before="0"/>
+      </w:pPr>
+      <w:r>
+        <w:rPr>
+          <w:rFonts w:ascii="Consolas" w:hAnsi="Consolas"/>
+          <w:sz w:val="18"/>
+        </w:rPr>
+        <w:t xml:space="preserve">        headers=headers,</w:t>
+      </w:r>
+    </w:p>
+    <w:p>
+      <w:pPr>
+        <w:spacing w:after="0" w:before="0"/>
+      </w:pPr>
+      <w:r>
+        <w:rPr>
+          <w:rFonts w:ascii="Consolas" w:hAnsi="Consolas"/>
+          <w:sz w:val="18"/>
+        </w:rPr>
+        <w:t xml:space="preserve">        timeout=20,</w:t>
+      </w:r>
+    </w:p>
+    <w:p>
+      <w:pPr>
+        <w:spacing w:after="0" w:before="0"/>
+      </w:pPr>
+      <w:r>
+        <w:rPr>
+          <w:rFonts w:ascii="Consolas" w:hAnsi="Consolas"/>
+          <w:sz w:val="18"/>
+        </w:rPr>
+        <w:t xml:space="preserve">    )</w:t>
+      </w:r>
+    </w:p>
+    <w:p>
+      <w:pPr>
+        <w:spacing w:after="0" w:before="0"/>
+      </w:pPr>
+      <w:r>
+        <w:rPr>
+          <w:rFonts w:ascii="Consolas" w:hAnsi="Consolas"/>
+          <w:sz w:val="18"/>
+        </w:rPr>
         <w:t xml:space="preserve">    try:</w:t>
       </w:r>
     </w:p>
     <w:p>
       <w:pPr>
-        <w:pStyle w:val="GuideCode"/>
-      </w:pPr>
-      <w:r>
-        <w:t xml:space="preserve">        response = requests.post(</w:t>
-      </w:r>
-    </w:p>
-    <w:p>
-      <w:pPr>
-        <w:pStyle w:val="GuideCode"/>
-      </w:pPr>
-      <w:r>
-        <w:t xml:space="preserve">            base + "/api/v1/query",</w:t>
-      </w:r>
-    </w:p>
-    <w:p>
-      <w:pPr>
-        <w:pStyle w:val="GuideCode"/>
-      </w:pPr>
-      <w:r>
-        <w:t xml:space="preserve">            data={"query": query.strip(), "limit": 100},</w:t>
-      </w:r>
-    </w:p>
-    <w:p>
-      <w:pPr>
-        <w:pStyle w:val="GuideCode"/>
-      </w:pPr>
-      <w:r>
-        <w:t xml:space="preserve">            headers=headers,</w:t>
-      </w:r>
-    </w:p>
-    <w:p>
-      <w:pPr>
-        <w:pStyle w:val="GuideCode"/>
-      </w:pPr>
-      <w:r>
-        <w:t xml:space="preserve">            timeout=20,</w:t>
-      </w:r>
-    </w:p>
-    <w:p>
-      <w:pPr>
-        <w:pStyle w:val="GuideCode"/>
-      </w:pPr>
-      <w:r>
+        <w:spacing w:after="0" w:before="0"/>
+      </w:pPr>
+      <w:r>
+        <w:rPr>
+          <w:rFonts w:ascii="Consolas" w:hAnsi="Consolas"/>
+          <w:sz w:val="18"/>
+        </w:rPr>
+        <w:t xml:space="preserve">        payload = response.json()</w:t>
+      </w:r>
+    </w:p>
+    <w:p>
+      <w:pPr>
+        <w:spacing w:after="0" w:before="0"/>
+      </w:pPr>
+      <w:r>
+        <w:rPr>
+          <w:rFonts w:ascii="Consolas" w:hAnsi="Consolas"/>
+          <w:sz w:val="18"/>
+        </w:rPr>
+        <w:t xml:space="preserve">    except ValueError:</w:t>
+      </w:r>
+    </w:p>
+    <w:p>
+      <w:pPr>
+        <w:spacing w:after="0" w:before="0"/>
+      </w:pPr>
+      <w:r>
+        <w:rPr>
+          <w:rFonts w:ascii="Consolas" w:hAnsi="Consolas"/>
+          <w:sz w:val="18"/>
+        </w:rPr>
+        <w:t xml:space="preserve">        payload = {}</w:t>
+      </w:r>
+    </w:p>
+    <w:p>
+      <w:pPr>
+        <w:spacing w:after="0" w:before="0"/>
+      </w:pPr>
+      <w:r>
+        <w:rPr>
+          <w:rFonts w:ascii="Consolas" w:hAnsi="Consolas"/>
+          <w:sz w:val="18"/>
+        </w:rPr>
+        <w:t xml:space="preserve">    if not isinstance(payload, dict):</w:t>
+      </w:r>
+    </w:p>
+    <w:p>
+      <w:pPr>
+        <w:spacing w:after="0" w:before="0"/>
+      </w:pPr>
+      <w:r>
+        <w:rPr>
+          <w:rFonts w:ascii="Consolas" w:hAnsi="Consolas"/>
+          <w:sz w:val="18"/>
+        </w:rPr>
+        <w:t xml:space="preserve">        payload = {}</w:t>
+      </w:r>
+    </w:p>
+    <w:p>
+      <w:pPr>
+        <w:spacing w:after="0" w:before="0"/>
+      </w:pPr>
+      <w:r>
+        <w:rPr>
+          <w:rFonts w:ascii="Consolas" w:hAnsi="Consolas"/>
+          <w:sz w:val="18"/>
+        </w:rPr>
+        <w:t xml:space="preserve">    if not response.ok or payload.get("status") != "success":</w:t>
+      </w:r>
+    </w:p>
+    <w:p>
+      <w:pPr>
+        <w:spacing w:after="0" w:before="0"/>
+      </w:pPr>
+      <w:r>
+        <w:rPr>
+          <w:rFonts w:ascii="Consolas" w:hAnsi="Consolas"/>
+          <w:sz w:val="18"/>
+        </w:rPr>
+        <w:t xml:space="preserve">        error_type = str(payload.get("errorType", "unknown"))[:100]</w:t>
+      </w:r>
+    </w:p>
+    <w:p>
+      <w:pPr>
+        <w:spacing w:after="0" w:before="0"/>
+      </w:pPr>
+      <w:r>
+        <w:rPr>
+          <w:rFonts w:ascii="Consolas" w:hAnsi="Consolas"/>
+          <w:sz w:val="18"/>
+        </w:rPr>
+        <w:t xml:space="preserve">        detail = str(payload.get("error", "No structured Prometheus error details were returned."))[:1000]</w:t>
+      </w:r>
+    </w:p>
+    <w:p>
+      <w:pPr>
+        <w:spacing w:after="0" w:before="0"/>
+      </w:pPr>
+      <w:r>
+        <w:rPr>
+          <w:rFonts w:ascii="Consolas" w:hAnsi="Consolas"/>
+          <w:sz w:val="18"/>
+        </w:rPr>
+        <w:t xml:space="preserve">        # Do not include headers, credentials or arbitrary HTML response bodies.</w:t>
+      </w:r>
+    </w:p>
+    <w:p>
+      <w:pPr>
+        <w:spacing w:after="0" w:before="0"/>
+      </w:pPr>
+      <w:r>
+        <w:rPr>
+          <w:rFonts w:ascii="Consolas" w:hAnsi="Consolas"/>
+          <w:sz w:val="18"/>
+        </w:rPr>
+        <w:t xml:space="preserve">        # The AI execution service redacts this error before model/audit exposure.</w:t>
+      </w:r>
+    </w:p>
+    <w:p>
+      <w:pPr>
+        <w:spacing w:after="0" w:before="0"/>
+      </w:pPr>
+      <w:r>
+        <w:rPr>
+          <w:rFonts w:ascii="Consolas" w:hAnsi="Consolas"/>
+          <w:sz w:val="18"/>
+        </w:rPr>
+        <w:t xml:space="preserve">        raise RuntimeError(f"Prometheus HTTP {response.status_code} — {error_type}: {detail}")</w:t>
+      </w:r>
+    </w:p>
+    <w:p>
+      <w:pPr>
+        <w:spacing w:after="0" w:before="0"/>
+      </w:pPr>
+      <w:r>
+        <w:rPr>
+          <w:rFonts w:ascii="Consolas" w:hAnsi="Consolas"/>
+          <w:sz w:val="18"/>
+        </w:rPr>
+        <w:t xml:space="preserve">    data = payload.get("data", {})</w:t>
+      </w:r>
+    </w:p>
+    <w:p>
+      <w:pPr>
+        <w:spacing w:after="0" w:before="0"/>
+      </w:pPr>
+      <w:r>
+        <w:rPr>
+          <w:rFonts w:ascii="Consolas" w:hAnsi="Consolas"/>
+          <w:sz w:val="18"/>
+        </w:rPr>
+        <w:t xml:space="preserve">    results = data.get("result", []) if isinstance(data, dict) else []</w:t>
+      </w:r>
+    </w:p>
+    <w:p>
+      <w:pPr>
+        <w:spacing w:after="0" w:before="0"/>
+      </w:pPr>
+      <w:r>
+        <w:rPr>
+          <w:rFonts w:ascii="Consolas" w:hAnsi="Consolas"/>
+          <w:sz w:val="18"/>
+        </w:rPr>
+        <w:t xml:space="preserve">    return {</w:t>
+      </w:r>
+    </w:p>
+    <w:p>
+      <w:pPr>
+        <w:spacing w:after="0" w:before="0"/>
+      </w:pPr>
+      <w:r>
+        <w:rPr>
+          <w:rFonts w:ascii="Consolas" w:hAnsi="Consolas"/>
+          <w:sz w:val="18"/>
+        </w:rPr>
+        <w:t xml:space="preserve">        "summary": f"Prometheus returned {len(results)} result series.",</w:t>
+      </w:r>
+    </w:p>
+    <w:p>
+      <w:pPr>
+        <w:spacing w:after="0" w:before="0"/>
+      </w:pPr>
+      <w:r>
+        <w:rPr>
+          <w:rFonts w:ascii="Consolas" w:hAnsi="Consolas"/>
+          <w:sz w:val="18"/>
+        </w:rPr>
+        <w:t xml:space="preserve">        "data": {"resultType": data.get("resultType"), "result": results[:100]},</w:t>
+      </w:r>
+    </w:p>
+    <w:p>
+      <w:pPr>
+        <w:spacing w:after="0" w:before="0"/>
+      </w:pPr>
+      <w:r>
+        <w:rPr>
+          <w:rFonts w:ascii="Consolas" w:hAnsi="Consolas"/>
+          <w:sz w:val="18"/>
+        </w:rPr>
+        <w:t xml:space="preserve">    }</w:t>
+      </w:r>
+    </w:p>
+    <w:p>
+      <w:pPr>
+        <w:spacing w:after="0" w:before="0"/>
+      </w:pPr>
+    </w:p>
+    <w:p>
+      <w:pPr>
+        <w:spacing w:after="0" w:before="0"/>
+      </w:pPr>
+    </w:p>
+    <w:p>
+      <w:pPr>
+        <w:spacing w:after="0" w:before="0"/>
+      </w:pPr>
+      <w:r>
+        <w:rPr>
+          <w:rFonts w:ascii="Consolas" w:hAnsi="Consolas"/>
+          <w:sz w:val="18"/>
+        </w:rPr>
+        <w:t>def collect(arguments: dict) -&gt; dict:</w:t>
+      </w:r>
+    </w:p>
+    <w:p>
+      <w:pPr>
+        <w:spacing w:after="0" w:before="0"/>
+      </w:pPr>
+      <w:r>
+        <w:rPr>
+          <w:rFonts w:ascii="Consolas" w:hAnsi="Consolas"/>
+          <w:sz w:val="18"/>
+        </w:rPr>
+        <w:t xml:space="preserve">    promql = arguments.get("query")</w:t>
+      </w:r>
+    </w:p>
+    <w:p>
+      <w:pPr>
+        <w:spacing w:after="0" w:before="0"/>
+      </w:pPr>
+      <w:r>
+        <w:rPr>
+          <w:rFonts w:ascii="Consolas" w:hAnsi="Consolas"/>
+          <w:sz w:val="18"/>
+        </w:rPr>
+        <w:t xml:space="preserve">    if not isinstance(promql, str) or not promql.strip():</w:t>
+      </w:r>
+    </w:p>
+    <w:p>
+      <w:pPr>
+        <w:spacing w:after="0" w:before="0"/>
+      </w:pPr>
+      <w:r>
+        <w:rPr>
+          <w:rFonts w:ascii="Consolas" w:hAnsi="Consolas"/>
+          <w:sz w:val="18"/>
+        </w:rPr>
+        <w:t xml:space="preserve">        raise ValueError('Provide a query, for example {"query":"up"}')</w:t>
+      </w:r>
+    </w:p>
+    <w:p>
+      <w:pPr>
+        <w:spacing w:after="0" w:before="0"/>
+      </w:pPr>
+      <w:r>
+        <w:rPr>
+          <w:rFonts w:ascii="Consolas" w:hAnsi="Consolas"/>
+          <w:sz w:val="18"/>
+        </w:rPr>
+        <w:t xml:space="preserve">    return query(promql)</w:t>
+      </w:r>
+    </w:p>
+    <w:p>
+      <w:pPr>
+        <w:spacing w:after="0" w:before="0"/>
+      </w:pPr>
+    </w:p>
+    <w:p>
+      <w:pPr>
+        <w:spacing w:after="0" w:before="0"/>
+      </w:pPr>
+    </w:p>
+    <w:p>
+      <w:pPr>
+        <w:spacing w:after="0" w:before="0"/>
+      </w:pPr>
+      <w:r>
+        <w:rPr>
+          <w:rFonts w:ascii="Consolas" w:hAnsi="Consolas"/>
+          <w:sz w:val="18"/>
+        </w:rPr>
+        <w:t>def main() -&gt; int:</w:t>
+      </w:r>
+    </w:p>
+    <w:p>
+      <w:pPr>
+        <w:spacing w:after="0" w:before="0"/>
+      </w:pPr>
+      <w:r>
+        <w:rPr>
+          <w:rFonts w:ascii="Consolas" w:hAnsi="Consolas"/>
+          <w:sz w:val="18"/>
+        </w:rPr>
+        <w:t xml:space="preserve">    try:</w:t>
+      </w:r>
+    </w:p>
+    <w:p>
+      <w:pPr>
+        <w:spacing w:after="0" w:before="0"/>
+      </w:pPr>
+      <w:r>
+        <w:rPr>
+          <w:rFonts w:ascii="Consolas" w:hAnsi="Consolas"/>
+          <w:sz w:val="18"/>
+        </w:rPr>
+        <w:t xml:space="preserve">        arguments = json.loads(</w:t>
+      </w:r>
+    </w:p>
+    <w:p>
+      <w:pPr>
+        <w:spacing w:after="0" w:before="0"/>
+      </w:pPr>
+      <w:r>
+        <w:rPr>
+          <w:rFonts w:ascii="Consolas" w:hAnsi="Consolas"/>
+          <w:sz w:val="18"/>
+        </w:rPr>
+        <w:t xml:space="preserve">            os.environ.get("LH_RUNNER_ARGUMENTS_JSON", "{}")</w:t>
+      </w:r>
+    </w:p>
+    <w:p>
+      <w:pPr>
+        <w:spacing w:after="0" w:before="0"/>
+      </w:pPr>
+      <w:r>
+        <w:rPr>
+          <w:rFonts w:ascii="Consolas" w:hAnsi="Consolas"/>
+          <w:sz w:val="18"/>
+        </w:rPr>
         <w:t xml:space="preserve">        )</w:t>
       </w:r>
     </w:p>
     <w:p>
       <w:pPr>
-        <w:pStyle w:val="GuideCode"/>
-      </w:pPr>
-      <w:r>
-        <w:t xml:space="preserve">    except requests.RequestException:</w:t>
-      </w:r>
-    </w:p>
-    <w:p>
-      <w:pPr>
-        <w:pStyle w:val="GuideCode"/>
-      </w:pPr>
-      <w:r>
-        <w:t xml:space="preserve">        raise RuntimeError("Prometheus request failed; check connectivity.") from None</w:t>
-      </w:r>
-    </w:p>
-    <w:p>
-      <w:pPr>
-        <w:pStyle w:val="GuideCode"/>
-      </w:pPr>
-      <w:r>
-        <w:t xml:space="preserve">    if not response.ok:</w:t>
-      </w:r>
-    </w:p>
-    <w:p>
-      <w:pPr>
-        <w:pStyle w:val="GuideCode"/>
-      </w:pPr>
-      <w:r>
-        <w:t xml:space="preserve">        raise RuntimeError("Prometheus returned HTTP " + str(response.status_code))</w:t>
-      </w:r>
-    </w:p>
-    <w:p>
-      <w:pPr>
-        <w:pStyle w:val="GuideCode"/>
-      </w:pPr>
-      <w:r>
+        <w:spacing w:after="0" w:before="0"/>
+      </w:pPr>
+      <w:r>
+        <w:rPr>
+          <w:rFonts w:ascii="Consolas" w:hAnsi="Consolas"/>
+          <w:sz w:val="18"/>
+        </w:rPr>
+        <w:t xml:space="preserve">        if not isinstance(arguments, dict):</w:t>
+      </w:r>
+    </w:p>
+    <w:p>
+      <w:pPr>
+        <w:spacing w:after="0" w:before="0"/>
+      </w:pPr>
+      <w:r>
+        <w:rPr>
+          <w:rFonts w:ascii="Consolas" w:hAnsi="Consolas"/>
+          <w:sz w:val="18"/>
+        </w:rPr>
+        <w:t xml:space="preserve">            raise ValueError("Collector arguments must be a JSON object.")</w:t>
+      </w:r>
+    </w:p>
+    <w:p>
+      <w:pPr>
+        <w:spacing w:after="0" w:before="0"/>
+      </w:pPr>
+      <w:r>
+        <w:rPr>
+          <w:rFonts w:ascii="Consolas" w:hAnsi="Consolas"/>
+          <w:sz w:val="18"/>
+        </w:rPr>
+        <w:t xml:space="preserve">        print(json.dumps(collect(arguments), ensure_ascii=False))</w:t>
+      </w:r>
+    </w:p>
+    <w:p>
+      <w:pPr>
+        <w:spacing w:after="0" w:before="0"/>
+      </w:pPr>
+      <w:r>
+        <w:rPr>
+          <w:rFonts w:ascii="Consolas" w:hAnsi="Consolas"/>
+          <w:sz w:val="18"/>
+        </w:rPr>
+        <w:t xml:space="preserve">        return 0</w:t>
+      </w:r>
+    </w:p>
+    <w:p>
+      <w:pPr>
+        <w:spacing w:after="0" w:before="0"/>
+      </w:pPr>
+      <w:r>
+        <w:rPr>
+          <w:rFonts w:ascii="Consolas" w:hAnsi="Consolas"/>
+          <w:sz w:val="18"/>
+        </w:rPr>
+        <w:t xml:space="preserve">    except Exception as exc:</w:t>
+      </w:r>
+    </w:p>
+    <w:p>
+      <w:pPr>
+        <w:spacing w:after="0" w:before="0"/>
+      </w:pPr>
+      <w:r>
+        <w:rPr>
+          <w:rFonts w:ascii="Consolas" w:hAnsi="Consolas"/>
+          <w:sz w:val="18"/>
+        </w:rPr>
+        <w:t xml:space="preserve">        print(f"{type(exc).__name__}: {exc}", file=sys.stderr)</w:t>
+      </w:r>
+    </w:p>
+    <w:p>
+      <w:pPr>
+        <w:spacing w:after="0" w:before="0"/>
+      </w:pPr>
+      <w:r>
+        <w:rPr>
+          <w:rFonts w:ascii="Consolas" w:hAnsi="Consolas"/>
+          <w:sz w:val="18"/>
+        </w:rPr>
+        <w:t xml:space="preserve">        return 1</w:t>
+      </w:r>
+    </w:p>
+    <w:p>
+      <w:pPr>
+        <w:spacing w:after="0" w:before="0"/>
+      </w:pPr>
+    </w:p>
+    <w:p>
+      <w:pPr>
+        <w:spacing w:after="0" w:before="0"/>
+      </w:pPr>
+    </w:p>
+    <w:p>
+      <w:pPr>
+        <w:spacing w:after="0" w:before="0"/>
+      </w:pPr>
+      <w:r>
+        <w:rPr>
+          <w:rFonts w:ascii="Consolas" w:hAnsi="Consolas"/>
+          <w:sz w:val="18"/>
+        </w:rPr>
+        <w:t>if __name__ == "__main__":</w:t>
+      </w:r>
+    </w:p>
+    <w:p>
+      <w:pPr>
+        <w:spacing w:after="0" w:before="0"/>
+      </w:pPr>
+      <w:r>
+        <w:rPr>
+          <w:rFonts w:ascii="Consolas" w:hAnsi="Consolas"/>
+          <w:sz w:val="18"/>
+        </w:rPr>
+        <w:t xml:space="preserve">    raise SystemExit(main())</w:t>
+      </w:r>
+    </w:p>
+    <w:p>
+      <w:pPr>
+        <w:pStyle w:val="Heading2"/>
+      </w:pPr>
+      <w:r>
+        <w:t>Why the entry point matters</w:t>
+      </w:r>
+    </w:p>
+    <w:p>
+      <w:r>
+        <w:t>def main() only defines a function. The if __name__ == "__main__" block invokes it. Without an invocation, a script can exit successfully without collecting or printing evidence.</w:t>
+      </w:r>
+    </w:p>
+    <w:p>
+      <w:r>
+        <w:t>The runner loads .env_tools into the subprocess environment and supplies LH_RUNNER_ARGUMENTS_JSON. Existing environment values take precedence. A custom program can read os.environ without loading .env_tools again.</w:t>
+      </w:r>
+    </w:p>
+    <w:p>
+      <w:r>
+        <w:t>Exit code 0 means successful execution; nonzero means failure. The runner captures output as text, and API output normalization additionally exposes JSON as structured data. Printing {"status":"FAILED"} and exiting 0 does not mark execution as failed. Do not print secrets: task execution stdout/stderr is stored before AI redaction.</w:t>
+      </w:r>
+    </w:p>
+    <w:p>
+      <w:pPr>
+        <w:pStyle w:val="Heading1"/>
+      </w:pPr>
+      <w:r>
+        <w:t>6 Kubernetes collector with optional arguments</w:t>
+      </w:r>
+    </w:p>
+    <w:p>
+      <w:r>
+        <w:t>Create podstatus1 as a Python Collector and use the optional namespace/limit schema from section 4. Description: List Kubernetes pod phase, readiness and restart count in a namespace. Optional namespace defaults to default and limit to 100. Read-only bounded listing.</w:t>
+      </w:r>
+    </w:p>
+    <w:p>
+      <w:r>
+        <w:t>The standalone program below reads LH_TOOLS_KUBERNETES_KUBECONFIG directly. It uses that file when configured; otherwise it tries in-cluster configuration followed by normal kubeconfig. It requires the kubernetes dependency in venv_tools. Paste the full script and the optional namespace/limit schema from section 4.</w:t>
+      </w:r>
+    </w:p>
+    <w:p>
+      <w:pPr>
+        <w:spacing w:after="0" w:before="0"/>
+      </w:pPr>
+      <w:r>
+        <w:rPr>
+          <w:rFonts w:ascii="Consolas" w:hAnsi="Consolas"/>
+          <w:sz w:val="18"/>
+        </w:rPr>
+        <w:t>"""Read-only Kubernetes pod status connector."""</w:t>
+      </w:r>
+    </w:p>
+    <w:p>
+      <w:pPr>
+        <w:spacing w:after="0" w:before="0"/>
+      </w:pPr>
+    </w:p>
+    <w:p>
+      <w:pPr>
+        <w:spacing w:after="0" w:before="0"/>
+      </w:pPr>
+      <w:r>
+        <w:rPr>
+          <w:rFonts w:ascii="Consolas" w:hAnsi="Consolas"/>
+          <w:sz w:val="18"/>
+        </w:rPr>
+        <w:t>from __future__ import annotations</w:t>
+      </w:r>
+    </w:p>
+    <w:p>
+      <w:pPr>
+        <w:spacing w:after="0" w:before="0"/>
+      </w:pPr>
+    </w:p>
+    <w:p>
+      <w:pPr>
+        <w:spacing w:after="0" w:before="0"/>
+      </w:pPr>
+      <w:r>
+        <w:rPr>
+          <w:rFonts w:ascii="Consolas" w:hAnsi="Consolas"/>
+          <w:sz w:val="18"/>
+        </w:rPr>
+        <w:t>import json</w:t>
+      </w:r>
+    </w:p>
+    <w:p>
+      <w:pPr>
+        <w:spacing w:after="0" w:before="0"/>
+      </w:pPr>
+      <w:r>
+        <w:rPr>
+          <w:rFonts w:ascii="Consolas" w:hAnsi="Consolas"/>
+          <w:sz w:val="18"/>
+        </w:rPr>
+        <w:t>import os</w:t>
+      </w:r>
+    </w:p>
+    <w:p>
+      <w:pPr>
+        <w:spacing w:after="0" w:before="0"/>
+      </w:pPr>
+      <w:r>
+        <w:rPr>
+          <w:rFonts w:ascii="Consolas" w:hAnsi="Consolas"/>
+          <w:sz w:val="18"/>
+        </w:rPr>
+        <w:t>import sys</w:t>
+      </w:r>
+    </w:p>
+    <w:p>
+      <w:pPr>
+        <w:spacing w:after="0" w:before="0"/>
+      </w:pPr>
+    </w:p>
+    <w:p>
+      <w:pPr>
+        <w:spacing w:after="0" w:before="0"/>
+      </w:pPr>
+    </w:p>
+    <w:p>
+      <w:pPr>
+        <w:spacing w:after="0" w:before="0"/>
+      </w:pPr>
+      <w:r>
+        <w:rPr>
+          <w:rFonts w:ascii="Consolas" w:hAnsi="Consolas"/>
+          <w:sz w:val="18"/>
+        </w:rPr>
+        <w:t>def list_pods(namespace: str, limit: int) -&gt; dict:</w:t>
+      </w:r>
+    </w:p>
+    <w:p>
+      <w:pPr>
+        <w:spacing w:after="0" w:before="0"/>
+      </w:pPr>
+      <w:r>
+        <w:rPr>
+          <w:rFonts w:ascii="Consolas" w:hAnsi="Consolas"/>
+          <w:sz w:val="18"/>
+        </w:rPr>
         <w:t xml:space="preserve">    try:</w:t>
       </w:r>
     </w:p>
     <w:p>
       <w:pPr>
-        <w:pStyle w:val="GuideCode"/>
-      </w:pPr>
-      <w:r>
-        <w:t xml:space="preserve">        payload = response.json()</w:t>
-      </w:r>
-    </w:p>
-    <w:p>
-      <w:pPr>
-        <w:pStyle w:val="GuideCode"/>
-      </w:pPr>
-      <w:r>
-        <w:t xml:space="preserve">    except ValueError:</w:t>
-      </w:r>
-    </w:p>
-    <w:p>
-      <w:pPr>
-        <w:pStyle w:val="GuideCode"/>
-      </w:pPr>
-      <w:r>
-        <w:t xml:space="preserve">        raise RuntimeError("Prometheus returned invalid JSON.") from None</w:t>
-      </w:r>
-    </w:p>
-    <w:p>
-      <w:pPr>
-        <w:pStyle w:val="GuideCode"/>
-      </w:pPr>
-      <w:r>
-        <w:t xml:space="preserve">    if not isinstance(payload, dict) or payload.get("status") != "success":</w:t>
-      </w:r>
-    </w:p>
-    <w:p>
-      <w:pPr>
-        <w:pStyle w:val="GuideCode"/>
-      </w:pPr>
-      <w:r>
-        <w:t xml:space="preserve">        raise RuntimeError("Prometheus reported an unsuccessful query.")</w:t>
-      </w:r>
-    </w:p>
-    <w:p>
-      <w:pPr>
-        <w:pStyle w:val="GuideCode"/>
-      </w:pPr>
-      <w:r>
-        <w:t xml:space="preserve">    data = payload.get("data", {})</w:t>
-      </w:r>
-    </w:p>
-    <w:p>
-      <w:pPr>
-        <w:pStyle w:val="GuideCode"/>
-      </w:pPr>
-      <w:r>
-        <w:t xml:space="preserve">    if not isinstance(data, dict):</w:t>
-      </w:r>
-    </w:p>
-    <w:p>
-      <w:pPr>
-        <w:pStyle w:val="GuideCode"/>
-      </w:pPr>
-      <w:r>
-        <w:t xml:space="preserve">        raise RuntimeError("Unexpected Prometheus data format.")</w:t>
-      </w:r>
-    </w:p>
-    <w:p>
-      <w:pPr>
-        <w:pStyle w:val="GuideCode"/>
-      </w:pPr>
-      <w:r>
-        <w:t xml:space="preserve">    if data.get("resultType") not in {"vector", "matrix"}:</w:t>
-      </w:r>
-    </w:p>
-    <w:p>
-      <w:pPr>
-        <w:pStyle w:val="GuideCode"/>
-      </w:pPr>
-      <w:r>
-        <w:t xml:space="preserve">        raise RuntimeError("This example supports vector or matrix results only.")</w:t>
-      </w:r>
-    </w:p>
-    <w:p>
-      <w:pPr>
-        <w:pStyle w:val="GuideCode"/>
-      </w:pPr>
-      <w:r>
-        <w:t xml:space="preserve">    series = data.get("result", [])</w:t>
-      </w:r>
-    </w:p>
-    <w:p>
-      <w:pPr>
-        <w:pStyle w:val="GuideCode"/>
-      </w:pPr>
-      <w:r>
-        <w:t xml:space="preserve">    if not isinstance(series, list):</w:t>
-      </w:r>
-    </w:p>
-    <w:p>
-      <w:pPr>
-        <w:pStyle w:val="GuideCode"/>
-      </w:pPr>
-      <w:r>
-        <w:t xml:space="preserve">        raise RuntimeError("Unexpected Prometheus result format.")</w:t>
-      </w:r>
-    </w:p>
-    <w:p>
-      <w:pPr>
-        <w:pStyle w:val="GuideCode"/>
-      </w:pPr>
-      <w:r>
-        <w:t xml:space="preserve">    print(json.dumps({</w:t>
-      </w:r>
-    </w:p>
-    <w:p>
-      <w:pPr>
-        <w:pStyle w:val="GuideCode"/>
-      </w:pPr>
-      <w:r>
-        <w:t xml:space="preserve">        "summary": "Returned " + str(len(series[:100])) + " result series.",</w:t>
-      </w:r>
-    </w:p>
-    <w:p>
-      <w:pPr>
-        <w:pStyle w:val="GuideCode"/>
-      </w:pPr>
-      <w:r>
-        <w:t xml:space="preserve">        "data": {"resultType": data.get("resultType"), "result": series[:100]},</w:t>
-      </w:r>
-    </w:p>
-    <w:p>
-      <w:pPr>
-        <w:pStyle w:val="GuideCode"/>
-      </w:pPr>
-      <w:r>
-        <w:t xml:space="preserve">        "returned_series": len(series[:100]),</w:t>
-      </w:r>
-    </w:p>
-    <w:p>
-      <w:pPr>
-        <w:pStyle w:val="GuideCode"/>
-      </w:pPr>
-      <w:r>
-        <w:t xml:space="preserve">        "truncated_by_script": len(series) &gt; 100,</w:t>
-      </w:r>
-    </w:p>
-    <w:p>
-      <w:pPr>
-        <w:pStyle w:val="GuideCode"/>
-      </w:pPr>
-      <w:r>
-        <w:t xml:space="preserve">        "source_limit": 100,</w:t>
-      </w:r>
-    </w:p>
-    <w:p>
-      <w:pPr>
-        <w:pStyle w:val="GuideCode"/>
-      </w:pPr>
-      <w:r>
-        <w:t xml:space="preserve">        "notice": "The source or script may limit result series.",</w:t>
-      </w:r>
-    </w:p>
-    <w:p>
-      <w:pPr>
-        <w:pStyle w:val="GuideCode"/>
-      </w:pPr>
-      <w:r>
-        <w:t xml:space="preserve">    }, ensure_ascii=False))</w:t>
-      </w:r>
-    </w:p>
-    <w:p>
-      <w:pPr>
-        <w:pStyle w:val="GuideCode"/>
-      </w:pPr>
-    </w:p>
-    <w:p>
-      <w:pPr>
-        <w:pStyle w:val="GuideCode"/>
-      </w:pPr>
-    </w:p>
-    <w:p>
-      <w:pPr>
-        <w:pStyle w:val="GuideCode"/>
-      </w:pPr>
-      <w:r>
+        <w:spacing w:after="0" w:before="0"/>
+      </w:pPr>
+      <w:r>
+        <w:rPr>
+          <w:rFonts w:ascii="Consolas" w:hAnsi="Consolas"/>
+          <w:sz w:val="18"/>
+        </w:rPr>
+        <w:t xml:space="preserve">        from kubernetes import client, config as kube_config</w:t>
+      </w:r>
+    </w:p>
+    <w:p>
+      <w:pPr>
+        <w:spacing w:after="0" w:before="0"/>
+      </w:pPr>
+      <w:r>
+        <w:rPr>
+          <w:rFonts w:ascii="Consolas" w:hAnsi="Consolas"/>
+          <w:sz w:val="18"/>
+        </w:rPr>
+        <w:t xml:space="preserve">        from kubernetes.config.config_exception import ConfigException</w:t>
+      </w:r>
+    </w:p>
+    <w:p>
+      <w:pPr>
+        <w:spacing w:after="0" w:before="0"/>
+      </w:pPr>
+      <w:r>
+        <w:rPr>
+          <w:rFonts w:ascii="Consolas" w:hAnsi="Consolas"/>
+          <w:sz w:val="18"/>
+        </w:rPr>
+        <w:t xml:space="preserve">    except ImportError as exc:</w:t>
+      </w:r>
+    </w:p>
+    <w:p>
+      <w:pPr>
+        <w:spacing w:after="0" w:before="0"/>
+      </w:pPr>
+      <w:r>
+        <w:rPr>
+          <w:rFonts w:ascii="Consolas" w:hAnsi="Consolas"/>
+          <w:sz w:val="18"/>
+        </w:rPr>
+        <w:t xml:space="preserve">        raise RuntimeError(</w:t>
+      </w:r>
+    </w:p>
+    <w:p>
+      <w:pPr>
+        <w:spacing w:after="0" w:before="0"/>
+      </w:pPr>
+      <w:r>
+        <w:rPr>
+          <w:rFonts w:ascii="Consolas" w:hAnsi="Consolas"/>
+          <w:sz w:val="18"/>
+        </w:rPr>
+        <w:t xml:space="preserve">            "Kubernetes collector dependency is missing; install requirements_tools.txt."</w:t>
+      </w:r>
+    </w:p>
+    <w:p>
+      <w:pPr>
+        <w:spacing w:after="0" w:before="0"/>
+      </w:pPr>
+      <w:r>
+        <w:rPr>
+          <w:rFonts w:ascii="Consolas" w:hAnsi="Consolas"/>
+          <w:sz w:val="18"/>
+        </w:rPr>
+        <w:t xml:space="preserve">        ) from exc</w:t>
+      </w:r>
+    </w:p>
+    <w:p>
+      <w:pPr>
+        <w:spacing w:after="0" w:before="0"/>
+      </w:pPr>
+    </w:p>
+    <w:p>
+      <w:pPr>
+        <w:spacing w:after="0" w:before="0"/>
+      </w:pPr>
+      <w:r>
+        <w:rPr>
+          <w:rFonts w:ascii="Consolas" w:hAnsi="Consolas"/>
+          <w:sz w:val="18"/>
+        </w:rPr>
+        <w:t xml:space="preserve">    kubeconfig_path = os.environ.get("LH_TOOLS_KUBERNETES_KUBECONFIG", "").strip()</w:t>
+      </w:r>
+    </w:p>
+    <w:p>
+      <w:pPr>
+        <w:spacing w:after="0" w:before="0"/>
+      </w:pPr>
+      <w:r>
+        <w:rPr>
+          <w:rFonts w:ascii="Consolas" w:hAnsi="Consolas"/>
+          <w:sz w:val="18"/>
+        </w:rPr>
+        <w:t xml:space="preserve">    if kubeconfig_path:</w:t>
+      </w:r>
+    </w:p>
+    <w:p>
+      <w:pPr>
+        <w:spacing w:after="0" w:before="0"/>
+      </w:pPr>
+      <w:r>
+        <w:rPr>
+          <w:rFonts w:ascii="Consolas" w:hAnsi="Consolas"/>
+          <w:sz w:val="18"/>
+        </w:rPr>
+        <w:t xml:space="preserve">        kube_config.load_kube_config(config_file=kubeconfig_path)</w:t>
+      </w:r>
+    </w:p>
+    <w:p>
+      <w:pPr>
+        <w:spacing w:after="0" w:before="0"/>
+      </w:pPr>
+      <w:r>
+        <w:rPr>
+          <w:rFonts w:ascii="Consolas" w:hAnsi="Consolas"/>
+          <w:sz w:val="18"/>
+        </w:rPr>
+        <w:t xml:space="preserve">    else:</w:t>
+      </w:r>
+    </w:p>
+    <w:p>
+      <w:pPr>
+        <w:spacing w:after="0" w:before="0"/>
+      </w:pPr>
+      <w:r>
+        <w:rPr>
+          <w:rFonts w:ascii="Consolas" w:hAnsi="Consolas"/>
+          <w:sz w:val="18"/>
+        </w:rPr>
+        <w:t xml:space="preserve">        try:</w:t>
+      </w:r>
+    </w:p>
+    <w:p>
+      <w:pPr>
+        <w:spacing w:after="0" w:before="0"/>
+      </w:pPr>
+      <w:r>
+        <w:rPr>
+          <w:rFonts w:ascii="Consolas" w:hAnsi="Consolas"/>
+          <w:sz w:val="18"/>
+        </w:rPr>
+        <w:t xml:space="preserve">            kube_config.load_incluster_config()</w:t>
+      </w:r>
+    </w:p>
+    <w:p>
+      <w:pPr>
+        <w:spacing w:after="0" w:before="0"/>
+      </w:pPr>
+      <w:r>
+        <w:rPr>
+          <w:rFonts w:ascii="Consolas" w:hAnsi="Consolas"/>
+          <w:sz w:val="18"/>
+        </w:rPr>
+        <w:t xml:space="preserve">        except ConfigException:</w:t>
+      </w:r>
+    </w:p>
+    <w:p>
+      <w:pPr>
+        <w:spacing w:after="0" w:before="0"/>
+      </w:pPr>
+      <w:r>
+        <w:rPr>
+          <w:rFonts w:ascii="Consolas" w:hAnsi="Consolas"/>
+          <w:sz w:val="18"/>
+        </w:rPr>
+        <w:t xml:space="preserve">            kube_config.load_kube_config()</w:t>
+      </w:r>
+    </w:p>
+    <w:p>
+      <w:pPr>
+        <w:spacing w:after="0" w:before="0"/>
+      </w:pPr>
+    </w:p>
+    <w:p>
+      <w:pPr>
+        <w:spacing w:after="0" w:before="0"/>
+      </w:pPr>
+      <w:r>
+        <w:rPr>
+          <w:rFonts w:ascii="Consolas" w:hAnsi="Consolas"/>
+          <w:sz w:val="18"/>
+        </w:rPr>
+        <w:t xml:space="preserve">    response = client.CoreV1Api().list_namespaced_pod(</w:t>
+      </w:r>
+    </w:p>
+    <w:p>
+      <w:pPr>
+        <w:spacing w:after="0" w:before="0"/>
+      </w:pPr>
+      <w:r>
+        <w:rPr>
+          <w:rFonts w:ascii="Consolas" w:hAnsi="Consolas"/>
+          <w:sz w:val="18"/>
+        </w:rPr>
+        <w:t xml:space="preserve">        namespace=namespace,</w:t>
+      </w:r>
+    </w:p>
+    <w:p>
+      <w:pPr>
+        <w:spacing w:after="0" w:before="0"/>
+      </w:pPr>
+      <w:r>
+        <w:rPr>
+          <w:rFonts w:ascii="Consolas" w:hAnsi="Consolas"/>
+          <w:sz w:val="18"/>
+        </w:rPr>
+        <w:t xml:space="preserve">        limit=limit,</w:t>
+      </w:r>
+    </w:p>
+    <w:p>
+      <w:pPr>
+        <w:spacing w:after="0" w:before="0"/>
+      </w:pPr>
+      <w:r>
+        <w:rPr>
+          <w:rFonts w:ascii="Consolas" w:hAnsi="Consolas"/>
+          <w:sz w:val="18"/>
+        </w:rPr>
+        <w:t xml:space="preserve">        _request_timeout=20,</w:t>
+      </w:r>
+    </w:p>
+    <w:p>
+      <w:pPr>
+        <w:spacing w:after="0" w:before="0"/>
+      </w:pPr>
+      <w:r>
+        <w:rPr>
+          <w:rFonts w:ascii="Consolas" w:hAnsi="Consolas"/>
+          <w:sz w:val="18"/>
+        </w:rPr>
+        <w:t xml:space="preserve">    )</w:t>
+      </w:r>
+    </w:p>
+    <w:p>
+      <w:pPr>
+        <w:spacing w:after="0" w:before="0"/>
+      </w:pPr>
+      <w:r>
+        <w:rPr>
+          <w:rFonts w:ascii="Consolas" w:hAnsi="Consolas"/>
+          <w:sz w:val="18"/>
+        </w:rPr>
+        <w:t xml:space="preserve">    pods = []</w:t>
+      </w:r>
+    </w:p>
+    <w:p>
+      <w:pPr>
+        <w:spacing w:after="0" w:before="0"/>
+      </w:pPr>
+      <w:r>
+        <w:rPr>
+          <w:rFonts w:ascii="Consolas" w:hAnsi="Consolas"/>
+          <w:sz w:val="18"/>
+        </w:rPr>
+        <w:t xml:space="preserve">    for pod in response.items[:limit]:</w:t>
+      </w:r>
+    </w:p>
+    <w:p>
+      <w:pPr>
+        <w:spacing w:after="0" w:before="0"/>
+      </w:pPr>
+      <w:r>
+        <w:rPr>
+          <w:rFonts w:ascii="Consolas" w:hAnsi="Consolas"/>
+          <w:sz w:val="18"/>
+        </w:rPr>
+        <w:t xml:space="preserve">        ready_conditions = [</w:t>
+      </w:r>
+    </w:p>
+    <w:p>
+      <w:pPr>
+        <w:spacing w:after="0" w:before="0"/>
+      </w:pPr>
+      <w:r>
+        <w:rPr>
+          <w:rFonts w:ascii="Consolas" w:hAnsi="Consolas"/>
+          <w:sz w:val="18"/>
+        </w:rPr>
+        <w:t xml:space="preserve">            condition.status == "True"</w:t>
+      </w:r>
+    </w:p>
+    <w:p>
+      <w:pPr>
+        <w:spacing w:after="0" w:before="0"/>
+      </w:pPr>
+      <w:r>
+        <w:rPr>
+          <w:rFonts w:ascii="Consolas" w:hAnsi="Consolas"/>
+          <w:sz w:val="18"/>
+        </w:rPr>
+        <w:t xml:space="preserve">            for condition in (pod.status.conditions or [])</w:t>
+      </w:r>
+    </w:p>
+    <w:p>
+      <w:pPr>
+        <w:spacing w:after="0" w:before="0"/>
+      </w:pPr>
+      <w:r>
+        <w:rPr>
+          <w:rFonts w:ascii="Consolas" w:hAnsi="Consolas"/>
+          <w:sz w:val="18"/>
+        </w:rPr>
+        <w:t xml:space="preserve">            if condition.type == "Ready"</w:t>
+      </w:r>
+    </w:p>
+    <w:p>
+      <w:pPr>
+        <w:spacing w:after="0" w:before="0"/>
+      </w:pPr>
+      <w:r>
+        <w:rPr>
+          <w:rFonts w:ascii="Consolas" w:hAnsi="Consolas"/>
+          <w:sz w:val="18"/>
+        </w:rPr>
+        <w:t xml:space="preserve">        ]</w:t>
+      </w:r>
+    </w:p>
+    <w:p>
+      <w:pPr>
+        <w:spacing w:after="0" w:before="0"/>
+      </w:pPr>
+      <w:r>
+        <w:rPr>
+          <w:rFonts w:ascii="Consolas" w:hAnsi="Consolas"/>
+          <w:sz w:val="18"/>
+        </w:rPr>
+        <w:t xml:space="preserve">        pods.append({</w:t>
+      </w:r>
+    </w:p>
+    <w:p>
+      <w:pPr>
+        <w:spacing w:after="0" w:before="0"/>
+      </w:pPr>
+      <w:r>
+        <w:rPr>
+          <w:rFonts w:ascii="Consolas" w:hAnsi="Consolas"/>
+          <w:sz w:val="18"/>
+        </w:rPr>
+        <w:t xml:space="preserve">            "name": pod.metadata.name,</w:t>
+      </w:r>
+    </w:p>
+    <w:p>
+      <w:pPr>
+        <w:spacing w:after="0" w:before="0"/>
+      </w:pPr>
+      <w:r>
+        <w:rPr>
+          <w:rFonts w:ascii="Consolas" w:hAnsi="Consolas"/>
+          <w:sz w:val="18"/>
+        </w:rPr>
+        <w:t xml:space="preserve">            "namespace": pod.metadata.namespace,</w:t>
+      </w:r>
+    </w:p>
+    <w:p>
+      <w:pPr>
+        <w:spacing w:after="0" w:before="0"/>
+      </w:pPr>
+      <w:r>
+        <w:rPr>
+          <w:rFonts w:ascii="Consolas" w:hAnsi="Consolas"/>
+          <w:sz w:val="18"/>
+        </w:rPr>
+        <w:t xml:space="preserve">            "phase": pod.status.phase,</w:t>
+      </w:r>
+    </w:p>
+    <w:p>
+      <w:pPr>
+        <w:spacing w:after="0" w:before="0"/>
+      </w:pPr>
+      <w:r>
+        <w:rPr>
+          <w:rFonts w:ascii="Consolas" w:hAnsi="Consolas"/>
+          <w:sz w:val="18"/>
+        </w:rPr>
+        <w:t xml:space="preserve">            "node": pod.spec.node_name,</w:t>
+      </w:r>
+    </w:p>
+    <w:p>
+      <w:pPr>
+        <w:spacing w:after="0" w:before="0"/>
+      </w:pPr>
+      <w:r>
+        <w:rPr>
+          <w:rFonts w:ascii="Consolas" w:hAnsi="Consolas"/>
+          <w:sz w:val="18"/>
+        </w:rPr>
+        <w:t xml:space="preserve">            "ready": bool(ready_conditions) and all(ready_conditions),</w:t>
+      </w:r>
+    </w:p>
+    <w:p>
+      <w:pPr>
+        <w:spacing w:after="0" w:before="0"/>
+      </w:pPr>
+      <w:r>
+        <w:rPr>
+          <w:rFonts w:ascii="Consolas" w:hAnsi="Consolas"/>
+          <w:sz w:val="18"/>
+        </w:rPr>
+        <w:t xml:space="preserve">            "restart_count": sum(</w:t>
+      </w:r>
+    </w:p>
+    <w:p>
+      <w:pPr>
+        <w:spacing w:after="0" w:before="0"/>
+      </w:pPr>
+      <w:r>
+        <w:rPr>
+          <w:rFonts w:ascii="Consolas" w:hAnsi="Consolas"/>
+          <w:sz w:val="18"/>
+        </w:rPr>
+        <w:t xml:space="preserve">                item.restart_count for item in (pod.status.container_statuses or [])</w:t>
+      </w:r>
+    </w:p>
+    <w:p>
+      <w:pPr>
+        <w:spacing w:after="0" w:before="0"/>
+      </w:pPr>
+      <w:r>
+        <w:rPr>
+          <w:rFonts w:ascii="Consolas" w:hAnsi="Consolas"/>
+          <w:sz w:val="18"/>
+        </w:rPr>
+        <w:t xml:space="preserve">            ),</w:t>
+      </w:r>
+    </w:p>
+    <w:p>
+      <w:pPr>
+        <w:spacing w:after="0" w:before="0"/>
+      </w:pPr>
+      <w:r>
+        <w:rPr>
+          <w:rFonts w:ascii="Consolas" w:hAnsi="Consolas"/>
+          <w:sz w:val="18"/>
+        </w:rPr>
+        <w:t xml:space="preserve">        })</w:t>
+      </w:r>
+    </w:p>
+    <w:p>
+      <w:pPr>
+        <w:spacing w:after="0" w:before="0"/>
+      </w:pPr>
+      <w:r>
+        <w:rPr>
+          <w:rFonts w:ascii="Consolas" w:hAnsi="Consolas"/>
+          <w:sz w:val="18"/>
+        </w:rPr>
+        <w:t xml:space="preserve">    return {"summary": f"Found {len(pods)} pod(s) in namespace {namespace}.", "data": pods}</w:t>
+      </w:r>
+    </w:p>
+    <w:p>
+      <w:pPr>
+        <w:spacing w:after="0" w:before="0"/>
+      </w:pPr>
+    </w:p>
+    <w:p>
+      <w:pPr>
+        <w:spacing w:after="0" w:before="0"/>
+      </w:pPr>
+    </w:p>
+    <w:p>
+      <w:pPr>
+        <w:spacing w:after="0" w:before="0"/>
+      </w:pPr>
+      <w:r>
+        <w:rPr>
+          <w:rFonts w:ascii="Consolas" w:hAnsi="Consolas"/>
+          <w:sz w:val="18"/>
+        </w:rPr>
+        <w:t>def collect(arguments: dict) -&gt; dict:</w:t>
+      </w:r>
+    </w:p>
+    <w:p>
+      <w:pPr>
+        <w:spacing w:after="0" w:before="0"/>
+      </w:pPr>
+      <w:r>
+        <w:rPr>
+          <w:rFonts w:ascii="Consolas" w:hAnsi="Consolas"/>
+          <w:sz w:val="18"/>
+        </w:rPr>
+        <w:t xml:space="preserve">    return list_pods(</w:t>
+      </w:r>
+    </w:p>
+    <w:p>
+      <w:pPr>
+        <w:spacing w:after="0" w:before="0"/>
+      </w:pPr>
+      <w:r>
+        <w:rPr>
+          <w:rFonts w:ascii="Consolas" w:hAnsi="Consolas"/>
+          <w:sz w:val="18"/>
+        </w:rPr>
+        <w:t xml:space="preserve">        arguments.get("namespace", "default"),</w:t>
+      </w:r>
+    </w:p>
+    <w:p>
+      <w:pPr>
+        <w:spacing w:after="0" w:before="0"/>
+      </w:pPr>
+      <w:r>
+        <w:rPr>
+          <w:rFonts w:ascii="Consolas" w:hAnsi="Consolas"/>
+          <w:sz w:val="18"/>
+        </w:rPr>
+        <w:t xml:space="preserve">        arguments.get("limit", 100),</w:t>
+      </w:r>
+    </w:p>
+    <w:p>
+      <w:pPr>
+        <w:spacing w:after="0" w:before="0"/>
+      </w:pPr>
+      <w:r>
+        <w:rPr>
+          <w:rFonts w:ascii="Consolas" w:hAnsi="Consolas"/>
+          <w:sz w:val="18"/>
+        </w:rPr>
+        <w:t xml:space="preserve">    )</w:t>
+      </w:r>
+    </w:p>
+    <w:p>
+      <w:pPr>
+        <w:spacing w:after="0" w:before="0"/>
+      </w:pPr>
+    </w:p>
+    <w:p>
+      <w:pPr>
+        <w:spacing w:after="0" w:before="0"/>
+      </w:pPr>
+    </w:p>
+    <w:p>
+      <w:pPr>
+        <w:spacing w:after="0" w:before="0"/>
+      </w:pPr>
+      <w:r>
+        <w:rPr>
+          <w:rFonts w:ascii="Consolas" w:hAnsi="Consolas"/>
+          <w:sz w:val="18"/>
+        </w:rPr>
+        <w:t>def main() -&gt; int:</w:t>
+      </w:r>
+    </w:p>
+    <w:p>
+      <w:pPr>
+        <w:spacing w:after="0" w:before="0"/>
+      </w:pPr>
+      <w:r>
+        <w:rPr>
+          <w:rFonts w:ascii="Consolas" w:hAnsi="Consolas"/>
+          <w:sz w:val="18"/>
+        </w:rPr>
+        <w:t xml:space="preserve">    try:</w:t>
+      </w:r>
+    </w:p>
+    <w:p>
+      <w:pPr>
+        <w:spacing w:after="0" w:before="0"/>
+      </w:pPr>
+      <w:r>
+        <w:rPr>
+          <w:rFonts w:ascii="Consolas" w:hAnsi="Consolas"/>
+          <w:sz w:val="18"/>
+        </w:rPr>
+        <w:t xml:space="preserve">        arguments = json.loads(</w:t>
+      </w:r>
+    </w:p>
+    <w:p>
+      <w:pPr>
+        <w:spacing w:after="0" w:before="0"/>
+      </w:pPr>
+      <w:r>
+        <w:rPr>
+          <w:rFonts w:ascii="Consolas" w:hAnsi="Consolas"/>
+          <w:sz w:val="18"/>
+        </w:rPr>
+        <w:t xml:space="preserve">            os.environ.get("LH_RUNNER_ARGUMENTS_JSON", "{}")</w:t>
+      </w:r>
+    </w:p>
+    <w:p>
+      <w:pPr>
+        <w:spacing w:after="0" w:before="0"/>
+      </w:pPr>
+      <w:r>
+        <w:rPr>
+          <w:rFonts w:ascii="Consolas" w:hAnsi="Consolas"/>
+          <w:sz w:val="18"/>
+        </w:rPr>
+        <w:t xml:space="preserve">        )</w:t>
+      </w:r>
+    </w:p>
+    <w:p>
+      <w:pPr>
+        <w:spacing w:after="0" w:before="0"/>
+      </w:pPr>
+      <w:r>
+        <w:rPr>
+          <w:rFonts w:ascii="Consolas" w:hAnsi="Consolas"/>
+          <w:sz w:val="18"/>
+        </w:rPr>
+        <w:t xml:space="preserve">        if not isinstance(arguments, dict):</w:t>
+      </w:r>
+    </w:p>
+    <w:p>
+      <w:pPr>
+        <w:spacing w:after="0" w:before="0"/>
+      </w:pPr>
+      <w:r>
+        <w:rPr>
+          <w:rFonts w:ascii="Consolas" w:hAnsi="Consolas"/>
+          <w:sz w:val="18"/>
+        </w:rPr>
+        <w:t xml:space="preserve">            raise ValueError("Collector arguments must be a JSON object.")</w:t>
+      </w:r>
+    </w:p>
+    <w:p>
+      <w:pPr>
+        <w:spacing w:after="0" w:before="0"/>
+      </w:pPr>
+      <w:r>
+        <w:rPr>
+          <w:rFonts w:ascii="Consolas" w:hAnsi="Consolas"/>
+          <w:sz w:val="18"/>
+        </w:rPr>
+        <w:t xml:space="preserve">        print(json.dumps(collect(arguments), ensure_ascii=False))</w:t>
+      </w:r>
+    </w:p>
+    <w:p>
+      <w:pPr>
+        <w:spacing w:after="0" w:before="0"/>
+      </w:pPr>
+      <w:r>
+        <w:rPr>
+          <w:rFonts w:ascii="Consolas" w:hAnsi="Consolas"/>
+          <w:sz w:val="18"/>
+        </w:rPr>
+        <w:t xml:space="preserve">        return 0</w:t>
+      </w:r>
+    </w:p>
+    <w:p>
+      <w:pPr>
+        <w:spacing w:after="0" w:before="0"/>
+      </w:pPr>
+      <w:r>
+        <w:rPr>
+          <w:rFonts w:ascii="Consolas" w:hAnsi="Consolas"/>
+          <w:sz w:val="18"/>
+        </w:rPr>
+        <w:t xml:space="preserve">    except Exception as exc:</w:t>
+      </w:r>
+    </w:p>
+    <w:p>
+      <w:pPr>
+        <w:spacing w:after="0" w:before="0"/>
+      </w:pPr>
+      <w:r>
+        <w:rPr>
+          <w:rFonts w:ascii="Consolas" w:hAnsi="Consolas"/>
+          <w:sz w:val="18"/>
+        </w:rPr>
+        <w:t xml:space="preserve">        print(f"{type(exc).__name__}: {exc}", file=sys.stderr)</w:t>
+      </w:r>
+    </w:p>
+    <w:p>
+      <w:pPr>
+        <w:spacing w:after="0" w:before="0"/>
+      </w:pPr>
+      <w:r>
+        <w:rPr>
+          <w:rFonts w:ascii="Consolas" w:hAnsi="Consolas"/>
+          <w:sz w:val="18"/>
+        </w:rPr>
+        <w:t xml:space="preserve">        return 1</w:t>
+      </w:r>
+    </w:p>
+    <w:p>
+      <w:pPr>
+        <w:spacing w:after="0" w:before="0"/>
+      </w:pPr>
+    </w:p>
+    <w:p>
+      <w:pPr>
+        <w:spacing w:after="0" w:before="0"/>
+      </w:pPr>
+    </w:p>
+    <w:p>
+      <w:pPr>
+        <w:spacing w:after="0" w:before="0"/>
+      </w:pPr>
+      <w:r>
+        <w:rPr>
+          <w:rFonts w:ascii="Consolas" w:hAnsi="Consolas"/>
+          <w:sz w:val="18"/>
+        </w:rPr>
         <w:t>if __name__ == "__main__":</w:t>
       </w:r>
     </w:p>
     <w:p>
       <w:pPr>
-        <w:pStyle w:val="GuideCode"/>
-      </w:pPr>
-      <w:r>
-        <w:t xml:space="preserve">    try:</w:t>
-      </w:r>
-    </w:p>
-    <w:p>
-      <w:pPr>
-        <w:pStyle w:val="GuideCode"/>
-      </w:pPr>
-      <w:r>
-        <w:t xml:space="preserve">        main()</w:t>
-      </w:r>
-    </w:p>
-    <w:p>
-      <w:pPr>
-        <w:pStyle w:val="GuideCode"/>
-      </w:pPr>
-      <w:r>
-        <w:t xml:space="preserve">    except (ValueError, RuntimeError) as exc:</w:t>
-      </w:r>
-    </w:p>
-    <w:p>
-      <w:pPr>
-        <w:pStyle w:val="GuideCode"/>
-      </w:pPr>
-      <w:r>
-        <w:t xml:space="preserve">        print(str(exc), file=sys.stderr)</w:t>
-      </w:r>
-    </w:p>
-    <w:p>
-      <w:pPr>
-        <w:pStyle w:val="GuideCode"/>
-      </w:pPr>
-      <w:r>
-        <w:t xml:space="preserve">        sys.exit(1)</w:t>
-      </w:r>
-    </w:p>
-    <w:p/>
-    <w:p>
-      <w:pPr>
-        <w:pStyle w:val="Heading2"/>
-      </w:pPr>
-      <w:r>
-        <w:t>Why the entry point matters</w:t>
-      </w:r>
-    </w:p>
-    <w:p>
-      <w:r>
-        <w:t>def main() only defines a function. The if __name__ == "__main__" block invokes it. Without an invocation, a script can exit successfully without collecting or printing evidence.</w:t>
-      </w:r>
-    </w:p>
-    <w:p>
-      <w:r>
-        <w:t>The runner loads .env_tools into the subprocess environment and supplies LH_RUNNER_ARGUMENTS_JSON. Existing environment values take precedence. A custom program can read os.environ without loading .env_tools again.</w:t>
-      </w:r>
-    </w:p>
-    <w:p>
-      <w:r>
-        <w:t>Exit code 0 means successful execution; nonzero means failure. JSON on stdout is a useful evidence convention, but custom output is captured as text. Printing {"status":"FAILED"} and exiting 0 does not mark the runner result as failed. Do not print secrets: task execution stdout/stderr is stored before AI redaction.</w:t>
-      </w:r>
-    </w:p>
-    <w:p>
-      <w:pPr>
-        <w:pStyle w:val="Heading1"/>
-      </w:pPr>
-      <w:r>
-        <w:t>6 Kubernetes collector with optional arguments</w:t>
-      </w:r>
-    </w:p>
-    <w:p>
-      <w:r>
-        <w:t>Create podstatus1 as a Python Collector and use the optional namespace/limit schema from section 4. Description: List Kubernetes pod phase, readiness and restart count in a namespace. Optional namespace defaults to default and limit to 100. Read-only bounded listing.</w:t>
-      </w:r>
-    </w:p>
-    <w:p>
-      <w:r>
-        <w:t>This complete wrapper calls the installed LogHawk Kubernetes helper. That helper uses the configured kubeconfig or tries in-cluster configuration followed by normal kubeconfig when no path is configured. It requires the kubernetes dependency in venv_tools.</w:t>
-      </w:r>
-    </w:p>
-    <w:p>
-      <w:pPr>
-        <w:pStyle w:val="GuideCode"/>
-      </w:pPr>
-      <w:r>
-        <w:t>import json</w:t>
-      </w:r>
-    </w:p>
-    <w:p>
-      <w:pPr>
-        <w:pStyle w:val="GuideCode"/>
-      </w:pPr>
-      <w:r>
-        <w:t>import os</w:t>
-      </w:r>
-    </w:p>
-    <w:p>
-      <w:pPr>
-        <w:pStyle w:val="GuideCode"/>
-      </w:pPr>
-      <w:r>
-        <w:t>import sys</w:t>
-      </w:r>
-    </w:p>
-    <w:p>
-      <w:pPr>
-        <w:pStyle w:val="GuideCode"/>
-      </w:pPr>
-      <w:r>
-        <w:t>from loghawk.collectors.kubernetes import list_pods</w:t>
-      </w:r>
-    </w:p>
-    <w:p>
-      <w:pPr>
-        <w:pStyle w:val="GuideCode"/>
-      </w:pPr>
-    </w:p>
-    <w:p>
-      <w:pPr>
-        <w:pStyle w:val="GuideCode"/>
-      </w:pPr>
-    </w:p>
-    <w:p>
-      <w:pPr>
-        <w:pStyle w:val="GuideCode"/>
-      </w:pPr>
-      <w:r>
-        <w:t>def main():</w:t>
-      </w:r>
-    </w:p>
-    <w:p>
-      <w:pPr>
-        <w:pStyle w:val="GuideCode"/>
-      </w:pPr>
-      <w:r>
-        <w:t xml:space="preserve">    args = json.loads(os.environ.get("LH_RUNNER_ARGUMENTS_JSON", "{}"))</w:t>
-      </w:r>
-    </w:p>
-    <w:p>
-      <w:pPr>
-        <w:pStyle w:val="GuideCode"/>
-      </w:pPr>
-      <w:r>
-        <w:t xml:space="preserve">    if not isinstance(args, dict):</w:t>
-      </w:r>
-    </w:p>
-    <w:p>
-      <w:pPr>
-        <w:pStyle w:val="GuideCode"/>
-      </w:pPr>
-      <w:r>
-        <w:t xml:space="preserve">        raise ValueError("Arguments must be an object.")</w:t>
-      </w:r>
-    </w:p>
-    <w:p>
-      <w:pPr>
-        <w:pStyle w:val="GuideCode"/>
-      </w:pPr>
-      <w:r>
-        <w:t xml:space="preserve">    if set(args) - {"namespace", "limit"}:</w:t>
-      </w:r>
-    </w:p>
-    <w:p>
-      <w:pPr>
-        <w:pStyle w:val="GuideCode"/>
-      </w:pPr>
-      <w:r>
-        <w:t xml:space="preserve">        raise ValueError("Only namespace and limit are supported.")</w:t>
-      </w:r>
-    </w:p>
-    <w:p>
-      <w:pPr>
-        <w:pStyle w:val="GuideCode"/>
-      </w:pPr>
-      <w:r>
-        <w:t xml:space="preserve">    namespace = args.get("namespace", "default")</w:t>
-      </w:r>
-    </w:p>
-    <w:p>
-      <w:pPr>
-        <w:pStyle w:val="GuideCode"/>
-      </w:pPr>
-      <w:r>
-        <w:t xml:space="preserve">    limit = args.get("limit", 100)</w:t>
-      </w:r>
-    </w:p>
-    <w:p>
-      <w:pPr>
-        <w:pStyle w:val="GuideCode"/>
-      </w:pPr>
-      <w:r>
-        <w:t xml:space="preserve">    if not isinstance(namespace, str) or not namespace.strip():</w:t>
-      </w:r>
-    </w:p>
-    <w:p>
-      <w:pPr>
-        <w:pStyle w:val="GuideCode"/>
-      </w:pPr>
-      <w:r>
-        <w:t xml:space="preserve">        raise ValueError("namespace must be a non-empty string.")</w:t>
-      </w:r>
-    </w:p>
-    <w:p>
-      <w:pPr>
-        <w:pStyle w:val="GuideCode"/>
-      </w:pPr>
-      <w:r>
-        <w:t xml:space="preserve">    if len(namespace) &gt; 253:</w:t>
-      </w:r>
-    </w:p>
-    <w:p>
-      <w:pPr>
-        <w:pStyle w:val="GuideCode"/>
-      </w:pPr>
-      <w:r>
-        <w:t xml:space="preserve">        raise ValueError("namespace is too long.")</w:t>
-      </w:r>
-    </w:p>
-    <w:p>
-      <w:pPr>
-        <w:pStyle w:val="GuideCode"/>
-      </w:pPr>
-      <w:r>
-        <w:t xml:space="preserve">    if isinstance(limit, bool) or not isinstance(limit, int):</w:t>
-      </w:r>
-    </w:p>
-    <w:p>
-      <w:pPr>
-        <w:pStyle w:val="GuideCode"/>
-      </w:pPr>
-      <w:r>
-        <w:t xml:space="preserve">        raise ValueError("limit must be an integer.")</w:t>
-      </w:r>
-    </w:p>
-    <w:p>
-      <w:pPr>
-        <w:pStyle w:val="GuideCode"/>
-      </w:pPr>
-      <w:r>
-        <w:t xml:space="preserve">    if not 1 &lt;= limit &lt;= 200:</w:t>
-      </w:r>
-    </w:p>
-    <w:p>
-      <w:pPr>
-        <w:pStyle w:val="GuideCode"/>
-      </w:pPr>
-      <w:r>
-        <w:t xml:space="preserve">        raise ValueError("limit must be between 1 and 200.")</w:t>
-      </w:r>
-    </w:p>
-    <w:p>
-      <w:pPr>
-        <w:pStyle w:val="GuideCode"/>
-      </w:pPr>
-      <w:r>
-        <w:t xml:space="preserve">    result = list_pods(namespace.strip(), limit)</w:t>
-      </w:r>
-    </w:p>
-    <w:p>
-      <w:pPr>
-        <w:pStyle w:val="GuideCode"/>
-      </w:pPr>
-      <w:r>
-        <w:t xml:space="preserve">    result["requested_limit"] = limit</w:t>
-      </w:r>
-    </w:p>
-    <w:p>
-      <w:pPr>
-        <w:pStyle w:val="GuideCode"/>
-      </w:pPr>
-      <w:r>
-        <w:t xml:space="preserve">    result["notice"] = "Bounded listing; more pods may exist."</w:t>
-      </w:r>
-    </w:p>
-    <w:p>
-      <w:pPr>
-        <w:pStyle w:val="GuideCode"/>
-      </w:pPr>
-      <w:r>
-        <w:t xml:space="preserve">    print(json.dumps(result, ensure_ascii=False))</w:t>
-      </w:r>
-    </w:p>
-    <w:p>
-      <w:pPr>
-        <w:pStyle w:val="GuideCode"/>
-      </w:pPr>
-    </w:p>
-    <w:p>
-      <w:pPr>
-        <w:pStyle w:val="GuideCode"/>
-      </w:pPr>
-    </w:p>
-    <w:p>
-      <w:pPr>
-        <w:pStyle w:val="GuideCode"/>
-      </w:pPr>
-      <w:r>
-        <w:t>if __name__ == "__main__":</w:t>
-      </w:r>
-    </w:p>
-    <w:p>
-      <w:pPr>
-        <w:pStyle w:val="GuideCode"/>
-      </w:pPr>
-      <w:r>
-        <w:t xml:space="preserve">    try:</w:t>
-      </w:r>
-    </w:p>
-    <w:p>
-      <w:pPr>
-        <w:pStyle w:val="GuideCode"/>
-      </w:pPr>
-      <w:r>
-        <w:t xml:space="preserve">        main()</w:t>
-      </w:r>
-    </w:p>
-    <w:p>
-      <w:pPr>
-        <w:pStyle w:val="GuideCode"/>
-      </w:pPr>
-      <w:r>
-        <w:t xml:space="preserve">    except Exception as exc:</w:t>
-      </w:r>
-    </w:p>
-    <w:p>
-      <w:pPr>
-        <w:pStyle w:val="GuideCode"/>
-      </w:pPr>
-      <w:r>
-        <w:t xml:space="preserve">        # Avoid printing Kubernetes response bodies or credentials.</w:t>
-      </w:r>
-    </w:p>
-    <w:p>
-      <w:pPr>
-        <w:pStyle w:val="GuideCode"/>
-      </w:pPr>
-      <w:r>
-        <w:t xml:space="preserve">        print("Pod collection failed: " + type(exc).__name__, file=sys.stderr)</w:t>
-      </w:r>
-    </w:p>
-    <w:p>
-      <w:pPr>
-        <w:pStyle w:val="GuideCode"/>
-      </w:pPr>
-      <w:r>
-        <w:t xml:space="preserve">        sys.exit(1)</w:t>
-      </w:r>
-    </w:p>
-    <w:p/>
-    <w:p>
-      <w:r>
-        <w:t>Defaults in args.get are also useful outside LogHawk. Inside LogHawk, shared validation supplies omitted defaults first. The helper does not paginate through all cluster pods; the response is a bounded listing.</w:t>
+        <w:spacing w:after="0" w:before="0"/>
+      </w:pPr>
+      <w:r>
+        <w:rPr>
+          <w:rFonts w:ascii="Consolas" w:hAnsi="Consolas"/>
+          <w:sz w:val="18"/>
+        </w:rPr>
+        <w:t xml:space="preserve">    raise SystemExit(main())</w:t>
+      </w:r>
+    </w:p>
+    <w:p>
+      <w:r>
+        <w:t>Defaults in arguments.get also support direct script execution. Inside LogHawk, schema validation supplies omitted defaults first. This is a bounded listing, not a paginated inventory of all cluster pods. Keep the matching schema with the script when copying it.</w:t>
       </w:r>
     </w:p>
     <w:p>
@@ -6084,6 +7180,277 @@
     </w:p>
     <w:p>
       <w:pPr>
+        <w:pStyle w:val="Heading2"/>
+      </w:pPr>
+      <w:r>
+        <w:t>Why AI selected another collector</w:t>
+      </w:r>
+    </w:p>
+    <w:p>
+      <w:r>
+        <w:t>Having a description makes an eligible collector discoverable; it does not guarantee that the AI will select it. For example, both prometheus-query and prometheus1 may match “Use the Prometheus collector to query Kubernetes metrics.” The model may choose prometheus-query because its name and description closely match that request. This is a possible explanation, not proof of the actual cause.</w:t>
+      </w:r>
+    </w:p>
+    <w:p>
+      <w:pPr>
+        <w:pStyle w:val="ListBullet"/>
+      </w:pPr>
+      <w:r>
+        <w:t>Both collectors must be enabled and approved and use AI-Assisted or Auto-Approved execution policy.</w:t>
+      </w:r>
+    </w:p>
+    <w:p>
+      <w:pPr>
+        <w:pStyle w:val="ListBullet"/>
+      </w:pPr>
+      <w:r>
+        <w:t>For a custom collector, check the latest saved version and its valid Arguments schema JSON. Approval of an older version is not sufficient.</w:t>
+      </w:r>
+    </w:p>
+    <w:p>
+      <w:pPr>
+        <w:pStyle w:val="ListBullet"/>
+      </w:pPr>
+      <w:r>
+        <w:t>Discovery searches names and descriptions and returns bounded, paginated results. An eligible collector may be outside the returned page or context budget.</w:t>
+      </w:r>
+    </w:p>
+    <w:p>
+      <w:pPr>
+        <w:pStyle w:val="ListBullet"/>
+      </w:pPr>
+      <w:r>
+        <w:t>Inspect discovery results and RCA History before concluding why the built-in was chosen. Distinguish excluded by eligibility, not returned by discovery, and returned but not selected.</w:t>
+      </w:r>
+    </w:p>
+    <w:p>
+      <w:r>
+        <w:t>To request your custom collector explicitly, try:</w:t>
+      </w:r>
+    </w:p>
+    <w:p>
+      <w:pPr>
+        <w:pStyle w:val="Quote"/>
+      </w:pPr>
+      <w:r>
+        <w:t>Use the custom collector named prometheus1 to query Kubernetes metrics. Do not use prometheus-query.</w:t>
+      </w:r>
+    </w:p>
+    <w:p>
+      <w:r>
+        <w:t>Naming the collector guides selection but does not override approval, enablement, schema validation, or execution policy. Check the server-reported collector name, version, input arguments and run ID to confirm what actually ran.</w:t>
+      </w:r>
+    </w:p>
+    <w:p>
+      <w:r>
+        <w:t>Make the description explain the distinct purpose, metrics, supported time range and required arguments. Only describe implemented capabilities. For the instant-query example in this guide:</w:t>
+      </w:r>
+    </w:p>
+    <w:p>
+      <w:pPr>
+        <w:pStyle w:val="Quote"/>
+      </w:pPr>
+      <w:r>
+        <w:t>Custom read-only Prometheus instant-query collector. Accepts a required PromQL query and returns up to 100 series with a summary. Use for Kubernetes metric queries. It does not implement a time-range query or modify infrastructure.</w:t>
+      </w:r>
+    </w:p>
+    <w:p>
+      <w:r>
+        <w:t>If you need this specific collector without model selection, use /collect prometheus1 {"query":"up"} in a signed-in Hawk Console command terminal. API execution still requires the approved enabled version and permitted execution policy.</w:t>
+      </w:r>
+    </w:p>
+    <w:p>
+      <w:pPr>
+        <w:pStyle w:val="Heading2"/>
+      </w:pPr>
+      <w:r>
+        <w:t>Generate custom collectors with ChatGPT</w:t>
+      </w:r>
+    </w:p>
+    <w:p>
+      <w:r>
+        <w:t>You can attach this Word guide to a ChatGPT conversation and use it as the collector contract. Generated code and schema are drafts for review. ChatGPT does not inspect your LogHawk installation merely because you upload the guide.</w:t>
+      </w:r>
+    </w:p>
+    <w:p>
+      <w:pPr>
+        <w:pStyle w:val="ListNumber"/>
+      </w:pPr>
+      <w:r>
+        <w:t>Start a new conversation and attach How_to_Create_Custom_Collectors.docx using the available file attachment control. If attachments are unavailable, paste the relevant contract and schema sections.</w:t>
+      </w:r>
+    </w:p>
+    <w:p>
+      <w:pPr>
+        <w:pStyle w:val="ListNumber"/>
+      </w:pPr>
+      <w:r>
+        <w:t>Describe the service, execution host, desired operation, time window, limits, authentication configuration and expected evidence. Use placeholders for secrets.</w:t>
+      </w:r>
+    </w:p>
+    <w:p>
+      <w:pPr>
+        <w:pStyle w:val="ListNumber"/>
+      </w:pPr>
+      <w:r>
+        <w:t>Paste the reusable prompt below. Ask for complete code and a separate schema, not just a connector function.</w:t>
+      </w:r>
+    </w:p>
+    <w:p>
+      <w:pPr>
+        <w:pStyle w:val="ListNumber"/>
+      </w:pPr>
+      <w:r>
+        <w:t>Compare the generated schema against the program’s argument handling. Install required packages in venv_tools on the execution host.</w:t>
+      </w:r>
+    </w:p>
+    <w:p>
+      <w:pPr>
+        <w:pStyle w:val="ListNumber"/>
+      </w:pPr>
+      <w:r>
+        <w:t>Create the Collector Task, paste the code and schema, save a version and test locally with /collectrun. Have the exact version reviewed, approved and enabled before API or AI execution.</w:t>
+      </w:r>
+    </w:p>
+    <w:p>
+      <w:pPr>
+        <w:pStyle w:val="Heading3"/>
+      </w:pPr>
+      <w:r>
+        <w:t>Reusable generation prompt</w:t>
+      </w:r>
+    </w:p>
+    <w:p>
+      <w:r>
+        <w:t>Read the attached LogHawk custom collector guide.</w:t>
+      </w:r>
+    </w:p>
+    <w:p>
+      <w:r>
+        <w:t>Create a custom Python collector named &lt;name&gt; that:</w:t>
+      </w:r>
+    </w:p>
+    <w:p>
+      <w:r>
+        <w:t>&lt;describe the service, operation, scope and expected evidence&gt;.</w:t>
+      </w:r>
+    </w:p>
+    <w:p>
+      <w:r>
+        <w:t>Follow the collector contract and supported JSON Schema subset in the guide.</w:t>
+      </w:r>
+    </w:p>
+    <w:p>
+      <w:r>
+        <w:t>Provide:</w:t>
+      </w:r>
+    </w:p>
+    <w:p>
+      <w:r>
+        <w:t>1. A clear collector description for AI discovery.</w:t>
+      </w:r>
+    </w:p>
+    <w:p>
+      <w:r>
+        <w:t>2. A complete runnable Python program with an entry point.</w:t>
+      </w:r>
+    </w:p>
+    <w:p>
+      <w:r>
+        <w:t>3. Matching Arguments schema JSON in a separate code block.</w:t>
+      </w:r>
+    </w:p>
+    <w:p>
+      <w:r>
+        <w:t>4. Example valid and invalid input arguments.</w:t>
+      </w:r>
+    </w:p>
+    <w:p>
+      <w:r>
+        <w:t>5. Required dependencies and .env_tools settings using secret placeholders.</w:t>
+      </w:r>
+    </w:p>
+    <w:p>
+      <w:r>
+        <w:t>6. Local testing and authenticated API execution commands.</w:t>
+      </w:r>
+    </w:p>
+    <w:p>
+      <w:r>
+        <w:t>Read arguments from LH_RUNNER_ARGUMENTS_JSON. Keep credentials in environment variables. Bound requests, timeouts and output. Report errors without exposing credentials. Ask about missing requirements before generating code. Do not claim the code was tested unless you actually tested it.</w:t>
+      </w:r>
+    </w:p>
+    <w:p>
+      <w:pPr>
+        <w:pStyle w:val="Heading3"/>
+      </w:pPr>
+      <w:r>
+        <w:t>Worked Prometheus generation prompt</w:t>
+      </w:r>
+    </w:p>
+    <w:p>
+      <w:r>
+        <w:t>Using the attached guide, create a Python Collector named prometheus1 to retrieve Kubernetes CPU usage from Prometheus over the last three hours.</w:t>
+      </w:r>
+    </w:p>
+    <w:p>
+      <w:r>
+        <w:t>Use the Prometheus HTTP /api/v1/query_range endpoint through requests. Read LH_TOOLS_PROMETHEUS_URL and optional LH_TOOLS_PROMETHEUS_BEARER_TOKEN from the environment.</w:t>
+      </w:r>
+    </w:p>
+    <w:p>
+      <w:r>
+        <w:t>Accept a required query string, optional lookback_hours integer default 3 bounded from 1 to 24, and optional step_seconds integer default 60 bounded from 15 to 3600. Reject extra arguments. Use UTC start/end times, a request timeout, and explicit bounds on returned series and points. Report the applied limits and any truncation.</w:t>
+      </w:r>
+    </w:p>
+    <w:p>
+      <w:r>
+        <w:t>Provide complete runnable code, a matching supported JSON Schema, an accurate discovery description, and valid and invalid examples. Do not invent Kubernetes client metric APIs or use prometheus_client as a historical query client. Do not claim a metric is available until it is checked in my environment.</w:t>
+      </w:r>
+    </w:p>
+    <w:p>
+      <w:r>
+        <w:t>Show local and API commands using this example:</w:t>
+      </w:r>
+    </w:p>
+    <w:p>
+      <w:r>
+        <w:t>{"query":"sum(rate(container_cpu_usage_seconds_total[5m])) by (namespace, pod)","lookback_hours":3,"step_seconds":60}</w:t>
+      </w:r>
+    </w:p>
+    <w:p>
+      <w:r>
+        <w:t>Explain that this is CPU usage in cores, not CPU percentage. Identify any assumptions and dependencies.</w:t>
+      </w:r>
+    </w:p>
+    <w:p>
+      <w:r>
+        <w:t>This worked prompt requests a different implementation from the instant-query example earlier in the guide. Save its matching code and schema together; do not reuse the instant-query schema for a range-query implementation.</w:t>
+      </w:r>
+    </w:p>
+    <w:p>
+      <w:pPr>
+        <w:pStyle w:val="Heading3"/>
+      </w:pPr>
+      <w:r>
+        <w:t>Review and repair prompt</w:t>
+      </w:r>
+    </w:p>
+    <w:p>
+      <w:pPr>
+        <w:pStyle w:val="Quote"/>
+      </w:pPr>
+      <w:r>
+        <w:t>Review the following collector code and input schema against the attached LogHawk guide. Check that every declared argument is read and validated consistently, required fields and defaults agree, no undeclared fields are accepted, and the program calls its entry point. Check dependency availability, timeouts, output bounds, error handling and credential exposure. Explain defects and return corrected complete code, schema and example arguments. Do not execute the collector or claim successful tests.</w:t>
+      </w:r>
+    </w:p>
+    <w:p>
+      <w:r>
+        <w:t>After local testing, share sanitized error text and sample inputs in a follow-up prompt. Never upload bearer tokens, kubeconfig credentials or private operational evidence without permission. Saving a corrected version requires approval and enablement for that new version before API execution.</w:t>
+      </w:r>
+    </w:p>
+    <w:p>
+      <w:pPr>
         <w:pStyle w:val="Heading1"/>
       </w:pPr>
       <w:r>
@@ -7265,6 +8632,30 @@
       </w:tr>
     </w:tbl>
     <w:p/>
+    <w:p>
+      <w:pPr>
+        <w:pStyle w:val="Heading2"/>
+      </w:pPr>
+      <w:r>
+        <w:t>Generate complete scripts for the shared runner</w:t>
+      </w:r>
+    </w:p>
+    <w:p>
+      <w:pPr>
+        <w:spacing w:after="120"/>
+      </w:pPr>
+      <w:r>
+        <w:t>When uploading this guide to an AI assistant, request a complete standalone script with a main entry point, direct environment reads and a matching input schema. Specify the task kind, language, execution host, required packages, allowed operations, timeout and output bounds. Ask for one JSON object with summary and data, with all result metadata inside data, and errors on stderr with a nonzero exit code. Do not ask for an additional LogHawk wrapper or assume the model tested the script.</w:t>
+      </w:r>
+    </w:p>
+    <w:p>
+      <w:pPr>
+        <w:spacing w:after="120"/>
+      </w:pPr>
+      <w:r>
+        <w:t>For General, Remediation and Rollback Tasks use the same input and output contract. Describe any changes to external systems, required permissions and verification steps explicitly. Test locally before enabling an approved version for API use. A common execution format does not grant AI permission to run remediation or rollback actions.</w:t>
+      </w:r>
+    </w:p>
     <w:p>
       <w:pPr>
         <w:pStyle w:val="Heading1"/>
